--- a/ecoservizi/Supporto Presidia/02_Supporto/02_Template/14_ Schede prodotti chimici /cif crema.docx
+++ b/ecoservizi/Supporto Presidia/02_Supporto/02_Template/14_ Schede prodotti chimici /cif crema.docx
@@ -1,6 +1,6 @@
 
 <file path=word/document.xml><?xml version="1.0" encoding="utf-8"?>
-<w:document xmlns:wpc="http://schemas.microsoft.com/office/word/2010/wordprocessingCanvas" xmlns:cx="http://schemas.microsoft.com/office/drawing/2014/chartex" xmlns:cx1="http://schemas.microsoft.com/office/drawing/2015/9/8/chartex" xmlns:cx2="http://schemas.microsoft.com/office/drawing/2015/10/21/chartex" xmlns:cx3="http://schemas.microsoft.com/office/drawing/2016/5/9/chartex" xmlns:cx4="http://schemas.microsoft.com/office/drawing/2016/5/10/chartex" xmlns:cx5="http://schemas.microsoft.com/office/drawing/2016/5/11/chartex" xmlns:cx6="http://schemas.microsoft.com/office/drawing/2016/5/12/chartex" xmlns:cx7="http://schemas.microsoft.com/office/drawing/2016/5/13/chartex" xmlns:cx8="http://schemas.microsoft.com/office/drawing/2016/5/14/chartex" xmlns:mc="http://schemas.openxmlformats.org/markup-compatibility/2006" xmlns:aink="http://schemas.microsoft.com/office/drawing/2016/ink" xmlns:am3d="http://schemas.microsoft.com/office/drawing/2017/model3d" xmlns:o="urn:schemas-microsoft-com:office:office" xmlns:oel="http://schemas.microsoft.com/office/2019/extlst" xmlns:r="http://schemas.openxmlformats.org/officeDocument/2006/relationships" xmlns:m="http://schemas.openxmlformats.org/officeDocument/2006/math" xmlns:v="urn:schemas-microsoft-com:vml" xmlns:wp14="http://schemas.microsoft.com/office/word/2010/wordprocessingDrawing" xmlns:wp="http://schemas.openxmlformats.org/drawingml/2006/wordprocessingDrawing" xmlns:w10="urn:schemas-microsoft-com:office:word" xmlns:w="http://schemas.openxmlformats.org/wordprocessingml/2006/main" xmlns:w14="http://schemas.microsoft.com/office/word/2010/wordml" xmlns:w15="http://schemas.microsoft.com/office/word/2012/wordml" xmlns:w16cex="http://schemas.microsoft.com/office/word/2018/wordml/cex" xmlns:w16cid="http://schemas.microsoft.com/office/word/2016/wordml/cid" xmlns:w16="http://schemas.microsoft.com/office/word/2018/wordml" xmlns:w16sdtdh="http://schemas.microsoft.com/office/word/2020/wordml/sdtdatahash" xmlns:w16se="http://schemas.microsoft.com/office/word/2015/wordml/symex" xmlns:wpg="http://schemas.microsoft.com/office/word/2010/wordprocessingGroup" xmlns:wpi="http://schemas.microsoft.com/office/word/2010/wordprocessingInk" xmlns:wne="http://schemas.microsoft.com/office/word/2006/wordml" xmlns:wps="http://schemas.microsoft.com/office/word/2010/wordprocessingShape" mc:Ignorable="w14 w15 w16se w16cid w16 w16cex w16sdtdh wp14">
+<w:document xmlns:wpc="http://schemas.microsoft.com/office/word/2010/wordprocessingCanvas" xmlns:cx="http://schemas.microsoft.com/office/drawing/2014/chartex" xmlns:cx1="http://schemas.microsoft.com/office/drawing/2015/9/8/chartex" xmlns:cx2="http://schemas.microsoft.com/office/drawing/2015/10/21/chartex" xmlns:cx3="http://schemas.microsoft.com/office/drawing/2016/5/9/chartex" xmlns:cx4="http://schemas.microsoft.com/office/drawing/2016/5/10/chartex" xmlns:cx5="http://schemas.microsoft.com/office/drawing/2016/5/11/chartex" xmlns:cx6="http://schemas.microsoft.com/office/drawing/2016/5/12/chartex" xmlns:cx7="http://schemas.microsoft.com/office/drawing/2016/5/13/chartex" xmlns:cx8="http://schemas.microsoft.com/office/drawing/2016/5/14/chartex" xmlns:mc="http://schemas.openxmlformats.org/markup-compatibility/2006" xmlns:aink="http://schemas.microsoft.com/office/drawing/2016/ink" xmlns:am3d="http://schemas.microsoft.com/office/drawing/2017/model3d" xmlns:o="urn:schemas-microsoft-com:office:office" xmlns:oel="http://schemas.microsoft.com/office/2019/extlst" xmlns:r="http://schemas.openxmlformats.org/officeDocument/2006/relationships" xmlns:m="http://schemas.openxmlformats.org/officeDocument/2006/math" xmlns:v="urn:schemas-microsoft-com:vml" xmlns:wp14="http://schemas.microsoft.com/office/word/2010/wordprocessingDrawing" xmlns:wp="http://schemas.openxmlformats.org/drawingml/2006/wordprocessingDrawing" xmlns:w10="urn:schemas-microsoft-com:office:word" xmlns:w="http://schemas.openxmlformats.org/wordprocessingml/2006/main" xmlns:w14="http://schemas.microsoft.com/office/word/2010/wordml" xmlns:w15="http://schemas.microsoft.com/office/word/2012/wordml" xmlns:w16cex="http://schemas.microsoft.com/office/word/2018/wordml/cex" xmlns:w16cid="http://schemas.microsoft.com/office/word/2016/wordml/cid" xmlns:w16="http://schemas.microsoft.com/office/word/2018/wordml" xmlns:w16du="http://schemas.microsoft.com/office/word/2023/wordml/word16du" xmlns:w16sdtdh="http://schemas.microsoft.com/office/word/2020/wordml/sdtdatahash" xmlns:w16sdtfl="http://schemas.microsoft.com/office/word/2024/wordml/sdtformatlock" xmlns:w16se="http://schemas.microsoft.com/office/word/2015/wordml/symex" xmlns:wpg="http://schemas.microsoft.com/office/word/2010/wordprocessingGroup" xmlns:wpi="http://schemas.microsoft.com/office/word/2010/wordprocessingInk" xmlns:wne="http://schemas.microsoft.com/office/word/2006/wordml" xmlns:wps="http://schemas.microsoft.com/office/word/2010/wordprocessingShape" mc:Ignorable="w14 w15 w16se w16cid w16 w16cex w16sdtdh w16sdtfl w16du wp14">
   <w:body>
     <w:tbl>
       <w:tblPr>
@@ -58,11 +58,13 @@
             <w:pPr>
               <w:jc w:val="center"/>
               <w:rPr>
-                <w:b/>
-              </w:rPr>
-            </w:pPr>
-            <w:r>
-              <w:rPr>
+                <w:rFonts w:ascii="Aptos" w:hAnsi="Aptos"/>
+                <w:b/>
+              </w:rPr>
+            </w:pPr>
+            <w:r>
+              <w:rPr>
+                <w:rFonts w:ascii="Aptos" w:hAnsi="Aptos"/>
                 <w:b/>
               </w:rPr>
               <w:t>SCHEDA</w:t>
@@ -83,6 +85,7 @@
             <w:pPr>
               <w:jc w:val="center"/>
               <w:rPr>
+                <w:rFonts w:ascii="Aptos" w:hAnsi="Aptos"/>
                 <w:b/>
                 <w:sz w:val="28"/>
                 <w:szCs w:val="28"/>
@@ -104,12 +107,14 @@
             <w:pPr>
               <w:jc w:val="center"/>
               <w:rPr>
-                <w:sz w:val="20"/>
-                <w:szCs w:val="20"/>
-              </w:rPr>
-            </w:pPr>
-            <w:r>
-              <w:rPr>
+                <w:rFonts w:ascii="Aptos" w:hAnsi="Aptos"/>
+                <w:sz w:val="20"/>
+                <w:szCs w:val="20"/>
+              </w:rPr>
+            </w:pPr>
+            <w:r>
+              <w:rPr>
+                <w:rFonts w:ascii="Aptos" w:hAnsi="Aptos"/>
                 <w:sz w:val="20"/>
                 <w:szCs w:val="20"/>
               </w:rPr>
@@ -130,12 +135,14 @@
           <w:p>
             <w:pPr>
               <w:rPr>
+                <w:rFonts w:ascii="Aptos" w:hAnsi="Aptos"/>
                 <w:b/>
               </w:rPr>
             </w:pPr>
             <w:proofErr w:type="spellStart"/>
             <w:r>
               <w:rPr>
+                <w:rFonts w:ascii="Aptos" w:hAnsi="Aptos"/>
                 <w:b/>
               </w:rPr>
               <w:t>Cif</w:t>
@@ -143,6 +150,7 @@
             <w:proofErr w:type="spellEnd"/>
             <w:r>
               <w:rPr>
+                <w:rFonts w:ascii="Aptos" w:hAnsi="Aptos"/>
                 <w:b/>
               </w:rPr>
               <w:t xml:space="preserve"> crema</w:t>
@@ -168,6 +176,7 @@
           <w:p>
             <w:pPr>
               <w:rPr>
+                <w:rFonts w:ascii="Aptos" w:hAnsi="Aptos"/>
                 <w:b/>
                 <w:sz w:val="10"/>
                 <w:szCs w:val="10"/>
@@ -194,11 +203,13 @@
           <w:p>
             <w:pPr>
               <w:rPr>
-                <w:b/>
-              </w:rPr>
-            </w:pPr>
-            <w:r>
-              <w:rPr>
+                <w:rFonts w:ascii="Aptos" w:hAnsi="Aptos"/>
+                <w:b/>
+              </w:rPr>
+            </w:pPr>
+            <w:r>
+              <w:rPr>
+                <w:rFonts w:ascii="Aptos" w:hAnsi="Aptos"/>
                 <w:b/>
               </w:rPr>
               <w:t>A</w:t>
@@ -219,11 +230,13 @@
           <w:p>
             <w:pPr>
               <w:rPr>
-                <w:b/>
-              </w:rPr>
-            </w:pPr>
-            <w:r>
-              <w:rPr>
+                <w:rFonts w:ascii="Aptos" w:hAnsi="Aptos"/>
+                <w:b/>
+              </w:rPr>
+            </w:pPr>
+            <w:r>
+              <w:rPr>
+                <w:rFonts w:ascii="Aptos" w:hAnsi="Aptos"/>
                 <w:b/>
               </w:rPr>
               <w:t>IDENTIFICAZIONE AGENTE</w:t>
@@ -249,6 +262,7 @@
           <w:p>
             <w:pPr>
               <w:rPr>
+                <w:rFonts w:ascii="Aptos" w:hAnsi="Aptos"/>
                 <w:b/>
                 <w:sz w:val="10"/>
                 <w:szCs w:val="10"/>
@@ -272,13 +286,15 @@
           <w:p>
             <w:pPr>
               <w:rPr>
-                <w:b/>
-                <w:sz w:val="20"/>
-                <w:szCs w:val="20"/>
-              </w:rPr>
-            </w:pPr>
-            <w:r>
-              <w:rPr>
+                <w:rFonts w:ascii="Aptos" w:hAnsi="Aptos"/>
+                <w:b/>
+                <w:sz w:val="20"/>
+                <w:szCs w:val="20"/>
+              </w:rPr>
+            </w:pPr>
+            <w:r>
+              <w:rPr>
+                <w:rFonts w:ascii="Aptos" w:hAnsi="Aptos"/>
                 <w:b/>
                 <w:sz w:val="20"/>
                 <w:szCs w:val="20"/>
@@ -298,13 +314,15 @@
           <w:p>
             <w:pPr>
               <w:rPr>
-                <w:b/>
-                <w:sz w:val="20"/>
-                <w:szCs w:val="20"/>
-              </w:rPr>
-            </w:pPr>
-            <w:r>
-              <w:rPr>
+                <w:rFonts w:ascii="Aptos" w:hAnsi="Aptos"/>
+                <w:b/>
+                <w:sz w:val="20"/>
+                <w:szCs w:val="20"/>
+              </w:rPr>
+            </w:pPr>
+            <w:r>
+              <w:rPr>
+                <w:rFonts w:ascii="Aptos" w:hAnsi="Aptos"/>
                 <w:b/>
                 <w:sz w:val="20"/>
                 <w:szCs w:val="20"/>
@@ -324,13 +342,15 @@
           <w:p>
             <w:pPr>
               <w:rPr>
-                <w:b/>
-                <w:sz w:val="20"/>
-                <w:szCs w:val="20"/>
-              </w:rPr>
-            </w:pPr>
-            <w:r>
-              <w:rPr>
+                <w:rFonts w:ascii="Aptos" w:hAnsi="Aptos"/>
+                <w:b/>
+                <w:sz w:val="20"/>
+                <w:szCs w:val="20"/>
+              </w:rPr>
+            </w:pPr>
+            <w:r>
+              <w:rPr>
+                <w:rFonts w:ascii="Aptos" w:hAnsi="Aptos"/>
                 <w:b/>
                 <w:sz w:val="20"/>
                 <w:szCs w:val="20"/>
@@ -352,17 +372,18 @@
               <w:bottom w:val="nil"/>
               <w:right w:val="nil"/>
             </w:tcBorders>
-            <w:shd w:val="clear" w:color="auto" w:fill="auto"/>
-          </w:tcPr>
-          <w:p>
-            <w:pPr>
-              <w:rPr>
+          </w:tcPr>
+          <w:p>
+            <w:pPr>
+              <w:rPr>
+                <w:rFonts w:ascii="Aptos" w:hAnsi="Aptos"/>
                 <w:sz w:val="18"/>
                 <w:szCs w:val="18"/>
               </w:rPr>
             </w:pPr>
             <w:r>
               <w:rPr>
+                <w:rFonts w:ascii="Aptos" w:hAnsi="Aptos"/>
                 <w:sz w:val="18"/>
                 <w:szCs w:val="18"/>
               </w:rPr>
@@ -381,6 +402,7 @@
             </w:r>
             <w:r>
               <w:rPr>
+                <w:rFonts w:ascii="Aptos" w:hAnsi="Aptos"/>
                 <w:sz w:val="18"/>
                 <w:szCs w:val="18"/>
               </w:rPr>
@@ -388,12 +410,14 @@
             </w:r>
             <w:r>
               <w:rPr>
+                <w:rFonts w:ascii="Aptos" w:hAnsi="Aptos"/>
                 <w:sz w:val="18"/>
                 <w:szCs w:val="18"/>
               </w:rPr>
             </w:r>
             <w:r>
               <w:rPr>
+                <w:rFonts w:ascii="Aptos" w:hAnsi="Aptos"/>
                 <w:sz w:val="18"/>
                 <w:szCs w:val="18"/>
               </w:rPr>
@@ -401,6 +425,7 @@
             </w:r>
             <w:r>
               <w:rPr>
+                <w:rFonts w:ascii="Aptos" w:hAnsi="Aptos"/>
                 <w:sz w:val="18"/>
                 <w:szCs w:val="18"/>
               </w:rPr>
@@ -416,17 +441,18 @@
               <w:left w:val="nil"/>
               <w:bottom w:val="nil"/>
             </w:tcBorders>
-            <w:shd w:val="clear" w:color="auto" w:fill="auto"/>
-          </w:tcPr>
-          <w:p>
-            <w:pPr>
-              <w:rPr>
-                <w:sz w:val="20"/>
-                <w:szCs w:val="20"/>
-              </w:rPr>
-            </w:pPr>
-            <w:r>
-              <w:rPr>
+          </w:tcPr>
+          <w:p>
+            <w:pPr>
+              <w:rPr>
+                <w:rFonts w:ascii="Aptos" w:hAnsi="Aptos"/>
+                <w:sz w:val="20"/>
+                <w:szCs w:val="20"/>
+              </w:rPr>
+            </w:pPr>
+            <w:r>
+              <w:rPr>
+                <w:rFonts w:ascii="Aptos" w:hAnsi="Aptos"/>
                 <w:sz w:val="20"/>
                 <w:szCs w:val="20"/>
               </w:rPr>
@@ -442,17 +468,18 @@
               <w:bottom w:val="nil"/>
               <w:right w:val="nil"/>
             </w:tcBorders>
-            <w:shd w:val="clear" w:color="auto" w:fill="auto"/>
-          </w:tcPr>
-          <w:p>
-            <w:pPr>
-              <w:rPr>
+          </w:tcPr>
+          <w:p>
+            <w:pPr>
+              <w:rPr>
+                <w:rFonts w:ascii="Aptos" w:hAnsi="Aptos"/>
                 <w:sz w:val="18"/>
                 <w:szCs w:val="18"/>
               </w:rPr>
             </w:pPr>
             <w:r>
               <w:rPr>
+                <w:rFonts w:ascii="Aptos" w:hAnsi="Aptos"/>
                 <w:sz w:val="18"/>
                 <w:szCs w:val="18"/>
               </w:rPr>
@@ -471,6 +498,7 @@
             </w:r>
             <w:r>
               <w:rPr>
+                <w:rFonts w:ascii="Aptos" w:hAnsi="Aptos"/>
                 <w:sz w:val="18"/>
                 <w:szCs w:val="18"/>
               </w:rPr>
@@ -478,12 +506,14 @@
             </w:r>
             <w:r>
               <w:rPr>
+                <w:rFonts w:ascii="Aptos" w:hAnsi="Aptos"/>
                 <w:sz w:val="18"/>
                 <w:szCs w:val="18"/>
               </w:rPr>
             </w:r>
             <w:r>
               <w:rPr>
+                <w:rFonts w:ascii="Aptos" w:hAnsi="Aptos"/>
                 <w:sz w:val="18"/>
                 <w:szCs w:val="18"/>
               </w:rPr>
@@ -491,6 +521,7 @@
             </w:r>
             <w:r>
               <w:rPr>
+                <w:rFonts w:ascii="Aptos" w:hAnsi="Aptos"/>
                 <w:sz w:val="18"/>
                 <w:szCs w:val="18"/>
               </w:rPr>
@@ -506,17 +537,18 @@
               <w:left w:val="nil"/>
               <w:bottom w:val="nil"/>
             </w:tcBorders>
-            <w:shd w:val="clear" w:color="auto" w:fill="auto"/>
-          </w:tcPr>
-          <w:p>
-            <w:pPr>
-              <w:rPr>
-                <w:sz w:val="20"/>
-                <w:szCs w:val="20"/>
-              </w:rPr>
-            </w:pPr>
-            <w:r>
-              <w:rPr>
+          </w:tcPr>
+          <w:p>
+            <w:pPr>
+              <w:rPr>
+                <w:rFonts w:ascii="Aptos" w:hAnsi="Aptos"/>
+                <w:sz w:val="20"/>
+                <w:szCs w:val="20"/>
+              </w:rPr>
+            </w:pPr>
+            <w:r>
+              <w:rPr>
+                <w:rFonts w:ascii="Aptos" w:hAnsi="Aptos"/>
                 <w:sz w:val="20"/>
                 <w:szCs w:val="20"/>
               </w:rPr>
@@ -531,17 +563,18 @@
               <w:bottom w:val="nil"/>
               <w:right w:val="nil"/>
             </w:tcBorders>
-            <w:shd w:val="clear" w:color="auto" w:fill="auto"/>
-          </w:tcPr>
-          <w:p>
-            <w:pPr>
-              <w:rPr>
+          </w:tcPr>
+          <w:p>
+            <w:pPr>
+              <w:rPr>
+                <w:rFonts w:ascii="Aptos" w:hAnsi="Aptos"/>
                 <w:sz w:val="18"/>
                 <w:szCs w:val="18"/>
               </w:rPr>
             </w:pPr>
             <w:r>
               <w:rPr>
+                <w:rFonts w:ascii="Aptos" w:hAnsi="Aptos"/>
                 <w:sz w:val="18"/>
                 <w:szCs w:val="18"/>
               </w:rPr>
@@ -559,6 +592,7 @@
             </w:r>
             <w:r>
               <w:rPr>
+                <w:rFonts w:ascii="Aptos" w:hAnsi="Aptos"/>
                 <w:sz w:val="18"/>
                 <w:szCs w:val="18"/>
               </w:rPr>
@@ -566,12 +600,14 @@
             </w:r>
             <w:r>
               <w:rPr>
+                <w:rFonts w:ascii="Aptos" w:hAnsi="Aptos"/>
                 <w:sz w:val="18"/>
                 <w:szCs w:val="18"/>
               </w:rPr>
             </w:r>
             <w:r>
               <w:rPr>
+                <w:rFonts w:ascii="Aptos" w:hAnsi="Aptos"/>
                 <w:sz w:val="18"/>
                 <w:szCs w:val="18"/>
               </w:rPr>
@@ -579,6 +615,7 @@
             </w:r>
             <w:r>
               <w:rPr>
+                <w:rFonts w:ascii="Aptos" w:hAnsi="Aptos"/>
                 <w:sz w:val="18"/>
                 <w:szCs w:val="18"/>
               </w:rPr>
@@ -594,17 +631,18 @@
               <w:left w:val="nil"/>
               <w:bottom w:val="nil"/>
             </w:tcBorders>
-            <w:shd w:val="clear" w:color="auto" w:fill="auto"/>
-          </w:tcPr>
-          <w:p>
-            <w:pPr>
-              <w:rPr>
-                <w:sz w:val="20"/>
-                <w:szCs w:val="20"/>
-              </w:rPr>
-            </w:pPr>
-            <w:r>
-              <w:rPr>
+          </w:tcPr>
+          <w:p>
+            <w:pPr>
+              <w:rPr>
+                <w:rFonts w:ascii="Aptos" w:hAnsi="Aptos"/>
+                <w:sz w:val="20"/>
+                <w:szCs w:val="20"/>
+              </w:rPr>
+            </w:pPr>
+            <w:r>
+              <w:rPr>
+                <w:rFonts w:ascii="Aptos" w:hAnsi="Aptos"/>
                 <w:sz w:val="20"/>
                 <w:szCs w:val="20"/>
               </w:rPr>
@@ -629,17 +667,18 @@
               <w:bottom w:val="nil"/>
               <w:right w:val="nil"/>
             </w:tcBorders>
-            <w:shd w:val="clear" w:color="auto" w:fill="auto"/>
-          </w:tcPr>
-          <w:p>
-            <w:pPr>
-              <w:rPr>
-                <w:sz w:val="20"/>
-                <w:szCs w:val="20"/>
-              </w:rPr>
-            </w:pPr>
-            <w:r>
-              <w:rPr>
+          </w:tcPr>
+          <w:p>
+            <w:pPr>
+              <w:rPr>
+                <w:rFonts w:ascii="Aptos" w:hAnsi="Aptos"/>
+                <w:sz w:val="20"/>
+                <w:szCs w:val="20"/>
+              </w:rPr>
+            </w:pPr>
+            <w:r>
+              <w:rPr>
+                <w:rFonts w:ascii="Aptos" w:hAnsi="Aptos"/>
                 <w:sz w:val="18"/>
                 <w:szCs w:val="18"/>
               </w:rPr>
@@ -658,6 +697,7 @@
             </w:r>
             <w:r>
               <w:rPr>
+                <w:rFonts w:ascii="Aptos" w:hAnsi="Aptos"/>
                 <w:sz w:val="18"/>
                 <w:szCs w:val="18"/>
               </w:rPr>
@@ -665,12 +705,14 @@
             </w:r>
             <w:r>
               <w:rPr>
+                <w:rFonts w:ascii="Aptos" w:hAnsi="Aptos"/>
                 <w:sz w:val="18"/>
                 <w:szCs w:val="18"/>
               </w:rPr>
             </w:r>
             <w:r>
               <w:rPr>
+                <w:rFonts w:ascii="Aptos" w:hAnsi="Aptos"/>
                 <w:sz w:val="18"/>
                 <w:szCs w:val="18"/>
               </w:rPr>
@@ -678,6 +720,7 @@
             </w:r>
             <w:r>
               <w:rPr>
+                <w:rFonts w:ascii="Aptos" w:hAnsi="Aptos"/>
                 <w:sz w:val="18"/>
                 <w:szCs w:val="18"/>
               </w:rPr>
@@ -694,17 +737,18 @@
               <w:left w:val="nil"/>
               <w:bottom w:val="nil"/>
             </w:tcBorders>
-            <w:shd w:val="clear" w:color="auto" w:fill="auto"/>
-          </w:tcPr>
-          <w:p>
-            <w:pPr>
-              <w:rPr>
-                <w:sz w:val="20"/>
-                <w:szCs w:val="20"/>
-              </w:rPr>
-            </w:pPr>
-            <w:r>
-              <w:rPr>
+          </w:tcPr>
+          <w:p>
+            <w:pPr>
+              <w:rPr>
+                <w:rFonts w:ascii="Aptos" w:hAnsi="Aptos"/>
+                <w:sz w:val="20"/>
+                <w:szCs w:val="20"/>
+              </w:rPr>
+            </w:pPr>
+            <w:r>
+              <w:rPr>
+                <w:rFonts w:ascii="Aptos" w:hAnsi="Aptos"/>
                 <w:sz w:val="20"/>
                 <w:szCs w:val="20"/>
               </w:rPr>
@@ -721,17 +765,18 @@
               <w:bottom w:val="nil"/>
               <w:right w:val="nil"/>
             </w:tcBorders>
-            <w:shd w:val="clear" w:color="auto" w:fill="auto"/>
-          </w:tcPr>
-          <w:p>
-            <w:pPr>
-              <w:rPr>
-                <w:sz w:val="20"/>
-                <w:szCs w:val="20"/>
-              </w:rPr>
-            </w:pPr>
-            <w:r>
-              <w:rPr>
+          </w:tcPr>
+          <w:p>
+            <w:pPr>
+              <w:rPr>
+                <w:rFonts w:ascii="Aptos" w:hAnsi="Aptos"/>
+                <w:sz w:val="20"/>
+                <w:szCs w:val="20"/>
+              </w:rPr>
+            </w:pPr>
+            <w:r>
+              <w:rPr>
+                <w:rFonts w:ascii="Aptos" w:hAnsi="Aptos"/>
                 <w:sz w:val="18"/>
                 <w:szCs w:val="18"/>
               </w:rPr>
@@ -749,6 +794,7 @@
             </w:r>
             <w:r>
               <w:rPr>
+                <w:rFonts w:ascii="Aptos" w:hAnsi="Aptos"/>
                 <w:sz w:val="18"/>
                 <w:szCs w:val="18"/>
               </w:rPr>
@@ -756,12 +802,14 @@
             </w:r>
             <w:r>
               <w:rPr>
+                <w:rFonts w:ascii="Aptos" w:hAnsi="Aptos"/>
                 <w:sz w:val="18"/>
                 <w:szCs w:val="18"/>
               </w:rPr>
             </w:r>
             <w:r>
               <w:rPr>
+                <w:rFonts w:ascii="Aptos" w:hAnsi="Aptos"/>
                 <w:sz w:val="18"/>
                 <w:szCs w:val="18"/>
               </w:rPr>
@@ -769,6 +817,7 @@
             </w:r>
             <w:r>
               <w:rPr>
+                <w:rFonts w:ascii="Aptos" w:hAnsi="Aptos"/>
                 <w:sz w:val="18"/>
                 <w:szCs w:val="18"/>
               </w:rPr>
@@ -785,17 +834,18 @@
               <w:left w:val="nil"/>
               <w:bottom w:val="nil"/>
             </w:tcBorders>
-            <w:shd w:val="clear" w:color="auto" w:fill="auto"/>
-          </w:tcPr>
-          <w:p>
-            <w:pPr>
-              <w:rPr>
-                <w:sz w:val="20"/>
-                <w:szCs w:val="20"/>
-              </w:rPr>
-            </w:pPr>
-            <w:r>
-              <w:rPr>
+          </w:tcPr>
+          <w:p>
+            <w:pPr>
+              <w:rPr>
+                <w:rFonts w:ascii="Aptos" w:hAnsi="Aptos"/>
+                <w:sz w:val="20"/>
+                <w:szCs w:val="20"/>
+              </w:rPr>
+            </w:pPr>
+            <w:r>
+              <w:rPr>
+                <w:rFonts w:ascii="Aptos" w:hAnsi="Aptos"/>
                 <w:sz w:val="20"/>
                 <w:szCs w:val="20"/>
               </w:rPr>
@@ -811,17 +861,18 @@
               <w:bottom w:val="nil"/>
               <w:right w:val="nil"/>
             </w:tcBorders>
-            <w:shd w:val="clear" w:color="auto" w:fill="auto"/>
-          </w:tcPr>
-          <w:p>
-            <w:pPr>
-              <w:rPr>
-                <w:sz w:val="20"/>
-                <w:szCs w:val="20"/>
-              </w:rPr>
-            </w:pPr>
-            <w:r>
-              <w:rPr>
+          </w:tcPr>
+          <w:p>
+            <w:pPr>
+              <w:rPr>
+                <w:rFonts w:ascii="Aptos" w:hAnsi="Aptos"/>
+                <w:sz w:val="20"/>
+                <w:szCs w:val="20"/>
+              </w:rPr>
+            </w:pPr>
+            <w:r>
+              <w:rPr>
+                <w:rFonts w:ascii="Aptos" w:hAnsi="Aptos"/>
                 <w:sz w:val="18"/>
                 <w:szCs w:val="18"/>
               </w:rPr>
@@ -839,6 +890,7 @@
             </w:r>
             <w:r>
               <w:rPr>
+                <w:rFonts w:ascii="Aptos" w:hAnsi="Aptos"/>
                 <w:sz w:val="18"/>
                 <w:szCs w:val="18"/>
               </w:rPr>
@@ -846,12 +898,14 @@
             </w:r>
             <w:r>
               <w:rPr>
+                <w:rFonts w:ascii="Aptos" w:hAnsi="Aptos"/>
                 <w:sz w:val="18"/>
                 <w:szCs w:val="18"/>
               </w:rPr>
             </w:r>
             <w:r>
               <w:rPr>
+                <w:rFonts w:ascii="Aptos" w:hAnsi="Aptos"/>
                 <w:sz w:val="18"/>
                 <w:szCs w:val="18"/>
               </w:rPr>
@@ -859,6 +913,7 @@
             </w:r>
             <w:r>
               <w:rPr>
+                <w:rFonts w:ascii="Aptos" w:hAnsi="Aptos"/>
                 <w:sz w:val="18"/>
                 <w:szCs w:val="18"/>
               </w:rPr>
@@ -875,17 +930,18 @@
               <w:left w:val="nil"/>
               <w:bottom w:val="nil"/>
             </w:tcBorders>
-            <w:shd w:val="clear" w:color="auto" w:fill="auto"/>
-          </w:tcPr>
-          <w:p>
-            <w:pPr>
-              <w:rPr>
-                <w:sz w:val="20"/>
-                <w:szCs w:val="20"/>
-              </w:rPr>
-            </w:pPr>
-            <w:r>
-              <w:rPr>
+          </w:tcPr>
+          <w:p>
+            <w:pPr>
+              <w:rPr>
+                <w:rFonts w:ascii="Aptos" w:hAnsi="Aptos"/>
+                <w:sz w:val="20"/>
+                <w:szCs w:val="20"/>
+              </w:rPr>
+            </w:pPr>
+            <w:r>
+              <w:rPr>
+                <w:rFonts w:ascii="Aptos" w:hAnsi="Aptos"/>
                 <w:sz w:val="20"/>
                 <w:szCs w:val="20"/>
               </w:rPr>
@@ -893,6 +949,7 @@
             </w:r>
             <w:r>
               <w:rPr>
+                <w:rFonts w:ascii="Aptos" w:hAnsi="Aptos"/>
                 <w:sz w:val="20"/>
                 <w:szCs w:val="20"/>
               </w:rPr>
@@ -907,6 +964,7 @@
             </w:r>
             <w:r>
               <w:rPr>
+                <w:rFonts w:ascii="Aptos" w:hAnsi="Aptos"/>
                 <w:sz w:val="20"/>
                 <w:szCs w:val="20"/>
               </w:rPr>
@@ -914,12 +972,14 @@
             </w:r>
             <w:r>
               <w:rPr>
-                <w:sz w:val="20"/>
-                <w:szCs w:val="20"/>
-              </w:rPr>
-            </w:r>
-            <w:r>
-              <w:rPr>
+                <w:rFonts w:ascii="Aptos" w:hAnsi="Aptos"/>
+                <w:sz w:val="20"/>
+                <w:szCs w:val="20"/>
+              </w:rPr>
+            </w:r>
+            <w:r>
+              <w:rPr>
+                <w:rFonts w:ascii="Aptos" w:hAnsi="Aptos"/>
                 <w:sz w:val="20"/>
                 <w:szCs w:val="20"/>
               </w:rPr>
@@ -927,6 +987,7 @@
             </w:r>
             <w:r>
               <w:rPr>
+                <w:rFonts w:ascii="Aptos" w:hAnsi="Aptos"/>
                 <w:noProof/>
                 <w:sz w:val="20"/>
                 <w:szCs w:val="20"/>
@@ -935,6 +996,7 @@
             </w:r>
             <w:r>
               <w:rPr>
+                <w:rFonts w:ascii="Aptos" w:hAnsi="Aptos"/>
                 <w:noProof/>
                 <w:sz w:val="20"/>
                 <w:szCs w:val="20"/>
@@ -943,6 +1005,7 @@
             </w:r>
             <w:r>
               <w:rPr>
+                <w:rFonts w:ascii="Aptos" w:hAnsi="Aptos"/>
                 <w:noProof/>
                 <w:sz w:val="20"/>
                 <w:szCs w:val="20"/>
@@ -951,6 +1014,7 @@
             </w:r>
             <w:r>
               <w:rPr>
+                <w:rFonts w:ascii="Aptos" w:hAnsi="Aptos"/>
                 <w:noProof/>
                 <w:sz w:val="20"/>
                 <w:szCs w:val="20"/>
@@ -959,6 +1023,7 @@
             </w:r>
             <w:r>
               <w:rPr>
+                <w:rFonts w:ascii="Aptos" w:hAnsi="Aptos"/>
                 <w:noProof/>
                 <w:sz w:val="20"/>
                 <w:szCs w:val="20"/>
@@ -967,6 +1032,7 @@
             </w:r>
             <w:r>
               <w:rPr>
+                <w:rFonts w:ascii="Aptos" w:hAnsi="Aptos"/>
                 <w:sz w:val="20"/>
                 <w:szCs w:val="20"/>
               </w:rPr>
@@ -987,17 +1053,18 @@
               <w:top w:val="nil"/>
               <w:right w:val="nil"/>
             </w:tcBorders>
-            <w:shd w:val="clear" w:color="auto" w:fill="auto"/>
-          </w:tcPr>
-          <w:p>
-            <w:pPr>
-              <w:rPr>
-                <w:sz w:val="20"/>
-                <w:szCs w:val="20"/>
-              </w:rPr>
-            </w:pPr>
-            <w:r>
-              <w:rPr>
+          </w:tcPr>
+          <w:p>
+            <w:pPr>
+              <w:rPr>
+                <w:rFonts w:ascii="Aptos" w:hAnsi="Aptos"/>
+                <w:sz w:val="20"/>
+                <w:szCs w:val="20"/>
+              </w:rPr>
+            </w:pPr>
+            <w:r>
+              <w:rPr>
+                <w:rFonts w:ascii="Aptos" w:hAnsi="Aptos"/>
                 <w:sz w:val="18"/>
                 <w:szCs w:val="18"/>
               </w:rPr>
@@ -1015,6 +1082,7 @@
             </w:r>
             <w:r>
               <w:rPr>
+                <w:rFonts w:ascii="Aptos" w:hAnsi="Aptos"/>
                 <w:sz w:val="18"/>
                 <w:szCs w:val="18"/>
               </w:rPr>
@@ -1022,12 +1090,14 @@
             </w:r>
             <w:r>
               <w:rPr>
+                <w:rFonts w:ascii="Aptos" w:hAnsi="Aptos"/>
                 <w:sz w:val="18"/>
                 <w:szCs w:val="18"/>
               </w:rPr>
             </w:r>
             <w:r>
               <w:rPr>
+                <w:rFonts w:ascii="Aptos" w:hAnsi="Aptos"/>
                 <w:sz w:val="18"/>
                 <w:szCs w:val="18"/>
               </w:rPr>
@@ -1035,6 +1105,7 @@
             </w:r>
             <w:r>
               <w:rPr>
+                <w:rFonts w:ascii="Aptos" w:hAnsi="Aptos"/>
                 <w:sz w:val="18"/>
                 <w:szCs w:val="18"/>
               </w:rPr>
@@ -1050,17 +1121,18 @@
               <w:top w:val="nil"/>
               <w:left w:val="nil"/>
             </w:tcBorders>
-            <w:shd w:val="clear" w:color="auto" w:fill="auto"/>
-          </w:tcPr>
-          <w:p>
-            <w:pPr>
-              <w:rPr>
-                <w:sz w:val="20"/>
-                <w:szCs w:val="20"/>
-              </w:rPr>
-            </w:pPr>
-            <w:r>
-              <w:rPr>
+          </w:tcPr>
+          <w:p>
+            <w:pPr>
+              <w:rPr>
+                <w:rFonts w:ascii="Aptos" w:hAnsi="Aptos"/>
+                <w:sz w:val="20"/>
+                <w:szCs w:val="20"/>
+              </w:rPr>
+            </w:pPr>
+            <w:r>
+              <w:rPr>
+                <w:rFonts w:ascii="Aptos" w:hAnsi="Aptos"/>
                 <w:sz w:val="20"/>
                 <w:szCs w:val="20"/>
               </w:rPr>
@@ -1076,17 +1148,18 @@
               <w:top w:val="nil"/>
               <w:right w:val="nil"/>
             </w:tcBorders>
-            <w:shd w:val="clear" w:color="auto" w:fill="auto"/>
-          </w:tcPr>
-          <w:p>
-            <w:pPr>
-              <w:rPr>
-                <w:sz w:val="20"/>
-                <w:szCs w:val="20"/>
-              </w:rPr>
-            </w:pPr>
-            <w:r>
-              <w:rPr>
+          </w:tcPr>
+          <w:p>
+            <w:pPr>
+              <w:rPr>
+                <w:rFonts w:ascii="Aptos" w:hAnsi="Aptos"/>
+                <w:sz w:val="20"/>
+                <w:szCs w:val="20"/>
+              </w:rPr>
+            </w:pPr>
+            <w:r>
+              <w:rPr>
+                <w:rFonts w:ascii="Aptos" w:hAnsi="Aptos"/>
                 <w:sz w:val="18"/>
                 <w:szCs w:val="18"/>
               </w:rPr>
@@ -1104,6 +1177,7 @@
             </w:r>
             <w:r>
               <w:rPr>
+                <w:rFonts w:ascii="Aptos" w:hAnsi="Aptos"/>
                 <w:sz w:val="18"/>
                 <w:szCs w:val="18"/>
               </w:rPr>
@@ -1111,12 +1185,14 @@
             </w:r>
             <w:r>
               <w:rPr>
+                <w:rFonts w:ascii="Aptos" w:hAnsi="Aptos"/>
                 <w:sz w:val="18"/>
                 <w:szCs w:val="18"/>
               </w:rPr>
             </w:r>
             <w:r>
               <w:rPr>
+                <w:rFonts w:ascii="Aptos" w:hAnsi="Aptos"/>
                 <w:sz w:val="18"/>
                 <w:szCs w:val="18"/>
               </w:rPr>
@@ -1124,6 +1200,7 @@
             </w:r>
             <w:r>
               <w:rPr>
+                <w:rFonts w:ascii="Aptos" w:hAnsi="Aptos"/>
                 <w:sz w:val="18"/>
                 <w:szCs w:val="18"/>
               </w:rPr>
@@ -1139,17 +1216,18 @@
               <w:top w:val="nil"/>
               <w:left w:val="nil"/>
             </w:tcBorders>
-            <w:shd w:val="clear" w:color="auto" w:fill="auto"/>
-          </w:tcPr>
-          <w:p>
-            <w:pPr>
-              <w:rPr>
-                <w:sz w:val="20"/>
-                <w:szCs w:val="20"/>
-              </w:rPr>
-            </w:pPr>
-            <w:r>
-              <w:rPr>
+          </w:tcPr>
+          <w:p>
+            <w:pPr>
+              <w:rPr>
+                <w:rFonts w:ascii="Aptos" w:hAnsi="Aptos"/>
+                <w:sz w:val="20"/>
+                <w:szCs w:val="20"/>
+              </w:rPr>
+            </w:pPr>
+            <w:r>
+              <w:rPr>
+                <w:rFonts w:ascii="Aptos" w:hAnsi="Aptos"/>
                 <w:sz w:val="20"/>
                 <w:szCs w:val="20"/>
               </w:rPr>
@@ -1164,17 +1242,18 @@
               <w:top w:val="nil"/>
               <w:right w:val="nil"/>
             </w:tcBorders>
-            <w:shd w:val="clear" w:color="auto" w:fill="auto"/>
-          </w:tcPr>
-          <w:p>
-            <w:pPr>
-              <w:rPr>
-                <w:sz w:val="20"/>
-                <w:szCs w:val="20"/>
-              </w:rPr>
-            </w:pPr>
-            <w:r>
-              <w:rPr>
+          </w:tcPr>
+          <w:p>
+            <w:pPr>
+              <w:rPr>
+                <w:rFonts w:ascii="Aptos" w:hAnsi="Aptos"/>
+                <w:sz w:val="20"/>
+                <w:szCs w:val="20"/>
+              </w:rPr>
+            </w:pPr>
+            <w:r>
+              <w:rPr>
+                <w:rFonts w:ascii="Aptos" w:hAnsi="Aptos"/>
                 <w:sz w:val="18"/>
                 <w:szCs w:val="18"/>
               </w:rPr>
@@ -1192,6 +1271,7 @@
             </w:r>
             <w:r>
               <w:rPr>
+                <w:rFonts w:ascii="Aptos" w:hAnsi="Aptos"/>
                 <w:sz w:val="18"/>
                 <w:szCs w:val="18"/>
               </w:rPr>
@@ -1199,12 +1279,14 @@
             </w:r>
             <w:r>
               <w:rPr>
+                <w:rFonts w:ascii="Aptos" w:hAnsi="Aptos"/>
                 <w:sz w:val="18"/>
                 <w:szCs w:val="18"/>
               </w:rPr>
             </w:r>
             <w:r>
               <w:rPr>
+                <w:rFonts w:ascii="Aptos" w:hAnsi="Aptos"/>
                 <w:sz w:val="18"/>
                 <w:szCs w:val="18"/>
               </w:rPr>
@@ -1212,6 +1294,7 @@
             </w:r>
             <w:r>
               <w:rPr>
+                <w:rFonts w:ascii="Aptos" w:hAnsi="Aptos"/>
                 <w:sz w:val="18"/>
                 <w:szCs w:val="18"/>
               </w:rPr>
@@ -1227,17 +1310,18 @@
               <w:top w:val="nil"/>
               <w:left w:val="nil"/>
             </w:tcBorders>
-            <w:shd w:val="clear" w:color="auto" w:fill="auto"/>
-          </w:tcPr>
-          <w:p>
-            <w:pPr>
-              <w:rPr>
-                <w:sz w:val="20"/>
-                <w:szCs w:val="20"/>
-              </w:rPr>
-            </w:pPr>
-            <w:r>
-              <w:rPr>
+          </w:tcPr>
+          <w:p>
+            <w:pPr>
+              <w:rPr>
+                <w:rFonts w:ascii="Aptos" w:hAnsi="Aptos"/>
+                <w:sz w:val="20"/>
+                <w:szCs w:val="20"/>
+              </w:rPr>
+            </w:pPr>
+            <w:r>
+              <w:rPr>
+                <w:rFonts w:ascii="Aptos" w:hAnsi="Aptos"/>
                 <w:sz w:val="20"/>
                 <w:szCs w:val="20"/>
               </w:rPr>
@@ -1257,11 +1341,11 @@
           <w:tcPr>
             <w:tcW w:w="9628" w:type="dxa"/>
             <w:gridSpan w:val="22"/>
-            <w:shd w:val="clear" w:color="auto" w:fill="auto"/>
-          </w:tcPr>
-          <w:p>
-            <w:pPr>
-              <w:rPr>
+          </w:tcPr>
+          <w:p>
+            <w:pPr>
+              <w:rPr>
+                <w:rFonts w:ascii="Aptos" w:hAnsi="Aptos"/>
                 <w:sz w:val="10"/>
                 <w:szCs w:val="10"/>
               </w:rPr>
@@ -1285,13 +1369,15 @@
           <w:p>
             <w:pPr>
               <w:rPr>
-                <w:b/>
-                <w:sz w:val="20"/>
-                <w:szCs w:val="20"/>
-              </w:rPr>
-            </w:pPr>
-            <w:r>
-              <w:rPr>
+                <w:rFonts w:ascii="Aptos" w:hAnsi="Aptos"/>
+                <w:b/>
+                <w:sz w:val="20"/>
+                <w:szCs w:val="20"/>
+              </w:rPr>
+            </w:pPr>
+            <w:r>
+              <w:rPr>
+                <w:rFonts w:ascii="Aptos" w:hAnsi="Aptos"/>
                 <w:b/>
                 <w:sz w:val="20"/>
                 <w:szCs w:val="20"/>
@@ -1309,19 +1395,12 @@
           <w:p>
             <w:pPr>
               <w:rPr>
-                <w:b/>
-                <w:sz w:val="20"/>
-                <w:szCs w:val="20"/>
-              </w:rPr>
-            </w:pPr>
-            <w:r>
-              <w:rPr>
-                <w:b/>
-                <w:sz w:val="20"/>
-                <w:szCs w:val="20"/>
-              </w:rPr>
-              <w:t>TLV – IBE</w:t>
-            </w:r>
+                <w:rFonts w:ascii="Aptos" w:hAnsi="Aptos"/>
+                <w:b/>
+                <w:sz w:val="20"/>
+                <w:szCs w:val="20"/>
+              </w:rPr>
+            </w:pPr>
           </w:p>
         </w:tc>
       </w:tr>
@@ -1341,77 +1420,18 @@
           <w:p>
             <w:pPr>
               <w:rPr>
-                <w:sz w:val="16"/>
-                <w:szCs w:val="16"/>
-              </w:rPr>
-            </w:pPr>
-            <w:r>
-              <w:rPr>
-                <w:sz w:val="16"/>
-                <w:szCs w:val="16"/>
-              </w:rPr>
-              <w:fldChar w:fldCharType="begin">
-                <w:ffData>
-                  <w:name w:val="Controllo1"/>
-                  <w:enabled/>
-                  <w:calcOnExit w:val="0"/>
-                  <w:checkBox>
-                    <w:sizeAuto/>
-                    <w:default w:val="0"/>
-                    <w:checked/>
-                  </w:checkBox>
-                </w:ffData>
-              </w:fldChar>
-            </w:r>
-            <w:r>
-              <w:rPr>
-                <w:sz w:val="16"/>
-                <w:szCs w:val="16"/>
-              </w:rPr>
-              <w:instrText xml:space="preserve"> FORMCHECKBOX </w:instrText>
-            </w:r>
-            <w:r>
-              <w:rPr>
-                <w:sz w:val="16"/>
-                <w:szCs w:val="16"/>
-              </w:rPr>
-            </w:r>
-            <w:r>
-              <w:rPr>
-                <w:sz w:val="16"/>
-                <w:szCs w:val="16"/>
-              </w:rPr>
-              <w:fldChar w:fldCharType="separate"/>
-            </w:r>
-            <w:r>
-              <w:rPr>
-                <w:sz w:val="16"/>
-                <w:szCs w:val="16"/>
-              </w:rPr>
-              <w:fldChar w:fldCharType="end"/>
-            </w:r>
-            <w:r>
-              <w:rPr>
-                <w:sz w:val="16"/>
-                <w:szCs w:val="16"/>
-              </w:rPr>
-              <w:t xml:space="preserve"> </w:t>
-            </w:r>
-            <w:proofErr w:type="spellStart"/>
-            <w:r>
-              <w:rPr>
-                <w:sz w:val="16"/>
-                <w:szCs w:val="16"/>
-              </w:rPr>
-              <w:t>dodecilbenzensolfonato</w:t>
-            </w:r>
-            <w:proofErr w:type="spellEnd"/>
-            <w:r>
-              <w:rPr>
-                <w:sz w:val="16"/>
-                <w:szCs w:val="16"/>
-              </w:rPr>
-              <w:t xml:space="preserve"> di sodio</w:t>
+                <w:rFonts w:ascii="Aptos" w:hAnsi="Aptos"/>
+                <w:sz w:val="16"/>
+                <w:szCs w:val="16"/>
+              </w:rPr>
+            </w:pPr>
+            <w:r>
+              <w:rPr>
+                <w:rFonts w:ascii="Aptos" w:hAnsi="Aptos"/>
+                <w:sz w:val="16"/>
+                <w:szCs w:val="16"/>
+              </w:rPr>
+              <w:t>Vedi SDS</w:t>
             </w:r>
           </w:p>
         </w:tc>
@@ -1424,6 +1444,7 @@
           <w:p>
             <w:pPr>
               <w:rPr>
+                <w:rFonts w:ascii="Aptos" w:hAnsi="Aptos"/>
                 <w:sz w:val="16"/>
                 <w:szCs w:val="16"/>
                 <w:lang w:val="en-US"/>
@@ -1443,82 +1464,16 @@
           <w:tcPr>
             <w:tcW w:w="6415" w:type="dxa"/>
             <w:gridSpan w:val="16"/>
-          </w:tcPr>
-          <w:p>
-            <w:pPr>
-              <w:rPr>
-                <w:sz w:val="16"/>
-                <w:szCs w:val="16"/>
-              </w:rPr>
-            </w:pPr>
-            <w:r>
-              <w:rPr>
-                <w:sz w:val="16"/>
-                <w:szCs w:val="16"/>
-              </w:rPr>
-              <w:fldChar w:fldCharType="begin">
-                <w:ffData>
-                  <w:name w:val="Controllo1"/>
-                  <w:enabled/>
-                  <w:calcOnExit w:val="0"/>
-                  <w:checkBox>
-                    <w:sizeAuto/>
-                    <w:default w:val="0"/>
-                    <w:checked/>
-                  </w:checkBox>
-                </w:ffData>
-              </w:fldChar>
-            </w:r>
-            <w:r>
-              <w:rPr>
-                <w:sz w:val="16"/>
-                <w:szCs w:val="16"/>
-              </w:rPr>
-              <w:instrText xml:space="preserve"> FORMCHECKBOX </w:instrText>
-            </w:r>
-            <w:r>
-              <w:rPr>
-                <w:sz w:val="16"/>
-                <w:szCs w:val="16"/>
-              </w:rPr>
-            </w:r>
-            <w:r>
-              <w:rPr>
-                <w:sz w:val="16"/>
-                <w:szCs w:val="16"/>
-              </w:rPr>
-              <w:fldChar w:fldCharType="separate"/>
-            </w:r>
-            <w:r>
-              <w:rPr>
-                <w:sz w:val="16"/>
-                <w:szCs w:val="16"/>
-              </w:rPr>
-              <w:fldChar w:fldCharType="end"/>
-            </w:r>
-            <w:r>
-              <w:rPr>
-                <w:sz w:val="16"/>
-                <w:szCs w:val="16"/>
-              </w:rPr>
-              <w:t xml:space="preserve"> </w:t>
-            </w:r>
-            <w:r>
-              <w:rPr>
-                <w:sz w:val="16"/>
-                <w:szCs w:val="16"/>
-              </w:rPr>
-              <w:t xml:space="preserve">Alcohol </w:t>
-            </w:r>
-            <w:proofErr w:type="spellStart"/>
-            <w:r>
-              <w:rPr>
-                <w:sz w:val="16"/>
-                <w:szCs w:val="16"/>
-              </w:rPr>
-              <w:t>ethoxylates</w:t>
-            </w:r>
-            <w:proofErr w:type="spellEnd"/>
+            <w:vAlign w:val="center"/>
+          </w:tcPr>
+          <w:p>
+            <w:pPr>
+              <w:rPr>
+                <w:rFonts w:ascii="Aptos" w:hAnsi="Aptos"/>
+                <w:sz w:val="16"/>
+                <w:szCs w:val="16"/>
+              </w:rPr>
+            </w:pPr>
           </w:p>
         </w:tc>
         <w:tc>
@@ -1530,6 +1485,7 @@
           <w:p>
             <w:pPr>
               <w:rPr>
+                <w:rFonts w:ascii="Aptos" w:hAnsi="Aptos"/>
                 <w:sz w:val="16"/>
                 <w:szCs w:val="16"/>
               </w:rPr>
@@ -1548,89 +1504,16 @@
           <w:tcPr>
             <w:tcW w:w="6415" w:type="dxa"/>
             <w:gridSpan w:val="16"/>
-          </w:tcPr>
-          <w:p>
-            <w:pPr>
-              <w:rPr>
-                <w:sz w:val="16"/>
-                <w:szCs w:val="16"/>
-              </w:rPr>
-            </w:pPr>
-            <w:r>
-              <w:rPr>
-                <w:sz w:val="16"/>
-                <w:szCs w:val="16"/>
-              </w:rPr>
-              <w:fldChar w:fldCharType="begin">
-                <w:ffData>
-                  <w:name w:val="Controllo1"/>
-                  <w:enabled/>
-                  <w:calcOnExit w:val="0"/>
-                  <w:checkBox>
-                    <w:sizeAuto/>
-                    <w:default w:val="0"/>
-                    <w:checked/>
-                  </w:checkBox>
-                </w:ffData>
-              </w:fldChar>
-            </w:r>
-            <w:r>
-              <w:rPr>
-                <w:sz w:val="16"/>
-                <w:szCs w:val="16"/>
-              </w:rPr>
-              <w:instrText xml:space="preserve"> FORMCHECKBOX </w:instrText>
-            </w:r>
-            <w:r>
-              <w:rPr>
-                <w:sz w:val="16"/>
-                <w:szCs w:val="16"/>
-              </w:rPr>
-            </w:r>
-            <w:r>
-              <w:rPr>
-                <w:sz w:val="16"/>
-                <w:szCs w:val="16"/>
-              </w:rPr>
-              <w:fldChar w:fldCharType="separate"/>
-            </w:r>
-            <w:r>
-              <w:rPr>
-                <w:sz w:val="16"/>
-                <w:szCs w:val="16"/>
-              </w:rPr>
-              <w:fldChar w:fldCharType="end"/>
-            </w:r>
-            <w:r>
-              <w:rPr>
-                <w:sz w:val="16"/>
-                <w:szCs w:val="16"/>
-              </w:rPr>
-              <w:t xml:space="preserve"> </w:t>
-            </w:r>
-            <w:r>
-              <w:rPr>
-                <w:sz w:val="16"/>
-                <w:szCs w:val="16"/>
-              </w:rPr>
-              <w:t>1,2-benzisotiazol-3(2</w:t>
-            </w:r>
-            <w:proofErr w:type="gramStart"/>
-            <w:r>
-              <w:rPr>
-                <w:sz w:val="16"/>
-                <w:szCs w:val="16"/>
-              </w:rPr>
-              <w:t>H)-</w:t>
-            </w:r>
-            <w:proofErr w:type="gramEnd"/>
-            <w:r>
-              <w:rPr>
-                <w:sz w:val="16"/>
-                <w:szCs w:val="16"/>
-              </w:rPr>
-              <w:t>one</w:t>
-            </w:r>
+            <w:vAlign w:val="center"/>
+          </w:tcPr>
+          <w:p>
+            <w:pPr>
+              <w:rPr>
+                <w:rFonts w:ascii="Aptos" w:hAnsi="Aptos"/>
+                <w:sz w:val="16"/>
+                <w:szCs w:val="16"/>
+              </w:rPr>
+            </w:pPr>
           </w:p>
         </w:tc>
         <w:tc>
@@ -1642,6 +1525,7 @@
           <w:p>
             <w:pPr>
               <w:rPr>
+                <w:rFonts w:ascii="Aptos" w:hAnsi="Aptos"/>
                 <w:sz w:val="16"/>
                 <w:szCs w:val="16"/>
               </w:rPr>
@@ -1665,69 +1549,11 @@
           <w:p>
             <w:pPr>
               <w:rPr>
-                <w:sz w:val="16"/>
-                <w:szCs w:val="16"/>
-              </w:rPr>
-            </w:pPr>
-            <w:r>
-              <w:rPr>
-                <w:sz w:val="16"/>
-                <w:szCs w:val="16"/>
-              </w:rPr>
-              <w:fldChar w:fldCharType="begin">
-                <w:ffData>
-                  <w:name w:val="Controllo1"/>
-                  <w:enabled/>
-                  <w:calcOnExit w:val="0"/>
-                  <w:checkBox>
-                    <w:sizeAuto/>
-                    <w:default w:val="0"/>
-                    <w:checked/>
-                  </w:checkBox>
-                </w:ffData>
-              </w:fldChar>
-            </w:r>
-            <w:r>
-              <w:rPr>
-                <w:sz w:val="16"/>
-                <w:szCs w:val="16"/>
-              </w:rPr>
-              <w:instrText xml:space="preserve"> FORMCHECKBOX </w:instrText>
-            </w:r>
-            <w:r>
-              <w:rPr>
-                <w:sz w:val="16"/>
-                <w:szCs w:val="16"/>
-              </w:rPr>
-            </w:r>
-            <w:r>
-              <w:rPr>
-                <w:sz w:val="16"/>
-                <w:szCs w:val="16"/>
-              </w:rPr>
-              <w:fldChar w:fldCharType="separate"/>
-            </w:r>
-            <w:r>
-              <w:rPr>
-                <w:sz w:val="16"/>
-                <w:szCs w:val="16"/>
-              </w:rPr>
-              <w:fldChar w:fldCharType="end"/>
-            </w:r>
-            <w:r>
-              <w:rPr>
-                <w:sz w:val="16"/>
-                <w:szCs w:val="16"/>
-              </w:rPr>
-              <w:t xml:space="preserve"> </w:t>
-            </w:r>
-            <w:r>
-              <w:rPr>
-                <w:sz w:val="16"/>
-                <w:szCs w:val="16"/>
-              </w:rPr>
-              <w:t>carbonato di sodio</w:t>
-            </w:r>
+                <w:rFonts w:ascii="Aptos" w:hAnsi="Aptos"/>
+                <w:sz w:val="16"/>
+                <w:szCs w:val="16"/>
+              </w:rPr>
+            </w:pPr>
           </w:p>
         </w:tc>
         <w:tc>
@@ -1739,6 +1565,7 @@
           <w:p>
             <w:pPr>
               <w:rPr>
+                <w:rFonts w:ascii="Aptos" w:hAnsi="Aptos"/>
                 <w:sz w:val="16"/>
                 <w:szCs w:val="16"/>
               </w:rPr>
@@ -1764,6 +1591,7 @@
           <w:p>
             <w:pPr>
               <w:rPr>
+                <w:rFonts w:ascii="Aptos" w:hAnsi="Aptos"/>
                 <w:b/>
                 <w:sz w:val="10"/>
                 <w:szCs w:val="10"/>
@@ -1788,23 +1616,18 @@
           <w:p>
             <w:pPr>
               <w:rPr>
-                <w:sz w:val="20"/>
-                <w:szCs w:val="20"/>
-              </w:rPr>
-            </w:pPr>
-            <w:r>
-              <w:rPr>
-                <w:sz w:val="20"/>
-                <w:szCs w:val="20"/>
-              </w:rPr>
-              <w:t xml:space="preserve">Classificazione </w:t>
-            </w:r>
-            <w:r>
-              <w:rPr>
-                <w:sz w:val="20"/>
-                <w:szCs w:val="20"/>
-              </w:rPr>
-              <w:t>H</w:t>
+                <w:rFonts w:ascii="Aptos" w:hAnsi="Aptos"/>
+                <w:sz w:val="20"/>
+                <w:szCs w:val="20"/>
+              </w:rPr>
+            </w:pPr>
+            <w:r>
+              <w:rPr>
+                <w:rFonts w:ascii="Aptos" w:hAnsi="Aptos"/>
+                <w:sz w:val="20"/>
+                <w:szCs w:val="20"/>
+              </w:rPr>
+              <w:t>Classificazione H</w:t>
             </w:r>
           </w:p>
         </w:tc>
@@ -1817,12 +1640,14 @@
           <w:p>
             <w:pPr>
               <w:rPr>
-                <w:sz w:val="20"/>
-                <w:szCs w:val="20"/>
-              </w:rPr>
-            </w:pPr>
-            <w:r>
-              <w:rPr>
+                <w:rFonts w:ascii="Aptos" w:hAnsi="Aptos"/>
+                <w:sz w:val="20"/>
+                <w:szCs w:val="20"/>
+              </w:rPr>
+            </w:pPr>
+            <w:r>
+              <w:rPr>
+                <w:rFonts w:ascii="Aptos" w:hAnsi="Aptos"/>
                 <w:b/>
                 <w:color w:val="000000"/>
                 <w:sz w:val="18"/>
@@ -1832,6 +1657,7 @@
             </w:r>
             <w:r>
               <w:rPr>
+                <w:rFonts w:ascii="Aptos" w:hAnsi="Aptos"/>
                 <w:color w:val="000000"/>
                 <w:sz w:val="18"/>
                 <w:szCs w:val="18"/>
@@ -1857,12 +1683,14 @@
           <w:p>
             <w:pPr>
               <w:rPr>
-                <w:sz w:val="20"/>
-                <w:szCs w:val="20"/>
-              </w:rPr>
-            </w:pPr>
-            <w:r>
-              <w:rPr>
+                <w:rFonts w:ascii="Aptos" w:hAnsi="Aptos"/>
+                <w:sz w:val="20"/>
+                <w:szCs w:val="20"/>
+              </w:rPr>
+            </w:pPr>
+            <w:r>
+              <w:rPr>
+                <w:rFonts w:ascii="Aptos" w:hAnsi="Aptos"/>
                 <w:sz w:val="20"/>
                 <w:szCs w:val="20"/>
               </w:rPr>
@@ -1879,12 +1707,14 @@
           <w:p>
             <w:pPr>
               <w:rPr>
-                <w:sz w:val="20"/>
-                <w:szCs w:val="20"/>
-              </w:rPr>
-            </w:pPr>
-            <w:r>
-              <w:rPr>
+                <w:rFonts w:ascii="Aptos" w:hAnsi="Aptos"/>
+                <w:sz w:val="20"/>
+                <w:szCs w:val="20"/>
+              </w:rPr>
+            </w:pPr>
+            <w:r>
+              <w:rPr>
+                <w:rFonts w:ascii="Aptos" w:hAnsi="Aptos"/>
                 <w:sz w:val="20"/>
                 <w:szCs w:val="20"/>
               </w:rPr>
@@ -1901,12 +1731,14 @@
           <w:p>
             <w:pPr>
               <w:rPr>
-                <w:sz w:val="20"/>
-                <w:szCs w:val="20"/>
-              </w:rPr>
-            </w:pPr>
-            <w:r>
-              <w:rPr>
+                <w:rFonts w:ascii="Aptos" w:hAnsi="Aptos"/>
+                <w:sz w:val="20"/>
+                <w:szCs w:val="20"/>
+              </w:rPr>
+            </w:pPr>
+            <w:r>
+              <w:rPr>
+                <w:rFonts w:ascii="Aptos" w:hAnsi="Aptos"/>
                 <w:sz w:val="20"/>
                 <w:szCs w:val="20"/>
               </w:rPr>
@@ -1923,12 +1755,14 @@
           <w:p>
             <w:pPr>
               <w:rPr>
-                <w:sz w:val="20"/>
-                <w:szCs w:val="20"/>
-              </w:rPr>
-            </w:pPr>
-            <w:r>
-              <w:rPr>
+                <w:rFonts w:ascii="Aptos" w:hAnsi="Aptos"/>
+                <w:sz w:val="20"/>
+                <w:szCs w:val="20"/>
+              </w:rPr>
+            </w:pPr>
+            <w:r>
+              <w:rPr>
+                <w:rFonts w:ascii="Aptos" w:hAnsi="Aptos"/>
                 <w:sz w:val="20"/>
                 <w:szCs w:val="20"/>
               </w:rPr>
@@ -1956,12 +1790,14 @@
           <w:p>
             <w:pPr>
               <w:rPr>
-                <w:sz w:val="20"/>
-                <w:szCs w:val="20"/>
-              </w:rPr>
-            </w:pPr>
-            <w:r>
-              <w:rPr>
+                <w:rFonts w:ascii="Aptos" w:hAnsi="Aptos"/>
+                <w:sz w:val="20"/>
+                <w:szCs w:val="20"/>
+              </w:rPr>
+            </w:pPr>
+            <w:r>
+              <w:rPr>
+                <w:rFonts w:ascii="Aptos" w:hAnsi="Aptos"/>
                 <w:sz w:val="20"/>
                 <w:szCs w:val="20"/>
               </w:rPr>
@@ -1984,12 +1820,14 @@
               <w:autoSpaceDN w:val="0"/>
               <w:adjustRightInd w:val="0"/>
               <w:rPr>
-                <w:sz w:val="16"/>
-                <w:szCs w:val="16"/>
-              </w:rPr>
-            </w:pPr>
-            <w:r>
-              <w:rPr>
+                <w:rFonts w:ascii="Aptos" w:hAnsi="Aptos"/>
+                <w:sz w:val="16"/>
+                <w:szCs w:val="16"/>
+              </w:rPr>
+            </w:pPr>
+            <w:r>
+              <w:rPr>
+                <w:rFonts w:ascii="Aptos" w:hAnsi="Aptos"/>
                 <w:sz w:val="16"/>
                 <w:szCs w:val="16"/>
               </w:rPr>
@@ -2007,6 +1845,7 @@
             </w:r>
             <w:r>
               <w:rPr>
+                <w:rFonts w:ascii="Aptos" w:hAnsi="Aptos"/>
                 <w:sz w:val="16"/>
                 <w:szCs w:val="16"/>
               </w:rPr>
@@ -2014,12 +1853,14 @@
             </w:r>
             <w:r>
               <w:rPr>
-                <w:sz w:val="16"/>
-                <w:szCs w:val="16"/>
-              </w:rPr>
-            </w:r>
-            <w:r>
-              <w:rPr>
+                <w:rFonts w:ascii="Aptos" w:hAnsi="Aptos"/>
+                <w:sz w:val="16"/>
+                <w:szCs w:val="16"/>
+              </w:rPr>
+            </w:r>
+            <w:r>
+              <w:rPr>
+                <w:rFonts w:ascii="Aptos" w:hAnsi="Aptos"/>
                 <w:sz w:val="16"/>
                 <w:szCs w:val="16"/>
               </w:rPr>
@@ -2027,6 +1868,7 @@
             </w:r>
             <w:r>
               <w:rPr>
+                <w:rFonts w:ascii="Aptos" w:hAnsi="Aptos"/>
                 <w:sz w:val="16"/>
                 <w:szCs w:val="16"/>
               </w:rPr>
@@ -2034,6 +1876,7 @@
             </w:r>
             <w:r>
               <w:rPr>
+                <w:rFonts w:ascii="Aptos" w:hAnsi="Aptos"/>
                 <w:sz w:val="16"/>
                 <w:szCs w:val="16"/>
               </w:rPr>
@@ -2046,12 +1889,14 @@
               <w:autoSpaceDN w:val="0"/>
               <w:adjustRightInd w:val="0"/>
               <w:rPr>
-                <w:sz w:val="16"/>
-                <w:szCs w:val="16"/>
-              </w:rPr>
-            </w:pPr>
-            <w:r>
-              <w:rPr>
+                <w:rFonts w:ascii="Aptos" w:hAnsi="Aptos"/>
+                <w:sz w:val="16"/>
+                <w:szCs w:val="16"/>
+              </w:rPr>
+            </w:pPr>
+            <w:r>
+              <w:rPr>
+                <w:rFonts w:ascii="Aptos" w:hAnsi="Aptos"/>
                 <w:sz w:val="16"/>
                 <w:szCs w:val="16"/>
               </w:rPr>
@@ -2069,6 +1914,7 @@
             </w:r>
             <w:r>
               <w:rPr>
+                <w:rFonts w:ascii="Aptos" w:hAnsi="Aptos"/>
                 <w:sz w:val="16"/>
                 <w:szCs w:val="16"/>
               </w:rPr>
@@ -2076,12 +1922,14 @@
             </w:r>
             <w:r>
               <w:rPr>
-                <w:sz w:val="16"/>
-                <w:szCs w:val="16"/>
-              </w:rPr>
-            </w:r>
-            <w:r>
-              <w:rPr>
+                <w:rFonts w:ascii="Aptos" w:hAnsi="Aptos"/>
+                <w:sz w:val="16"/>
+                <w:szCs w:val="16"/>
+              </w:rPr>
+            </w:r>
+            <w:r>
+              <w:rPr>
+                <w:rFonts w:ascii="Aptos" w:hAnsi="Aptos"/>
                 <w:sz w:val="16"/>
                 <w:szCs w:val="16"/>
               </w:rPr>
@@ -2089,6 +1937,7 @@
             </w:r>
             <w:r>
               <w:rPr>
+                <w:rFonts w:ascii="Aptos" w:hAnsi="Aptos"/>
                 <w:sz w:val="16"/>
                 <w:szCs w:val="16"/>
               </w:rPr>
@@ -2096,6 +1945,7 @@
             </w:r>
             <w:r>
               <w:rPr>
+                <w:rFonts w:ascii="Aptos" w:hAnsi="Aptos"/>
                 <w:sz w:val="16"/>
                 <w:szCs w:val="16"/>
               </w:rPr>
@@ -2118,12 +1968,14 @@
               <w:autoSpaceDN w:val="0"/>
               <w:adjustRightInd w:val="0"/>
               <w:rPr>
-                <w:sz w:val="16"/>
-                <w:szCs w:val="16"/>
-              </w:rPr>
-            </w:pPr>
-            <w:r>
-              <w:rPr>
+                <w:rFonts w:ascii="Aptos" w:hAnsi="Aptos"/>
+                <w:sz w:val="16"/>
+                <w:szCs w:val="16"/>
+              </w:rPr>
+            </w:pPr>
+            <w:r>
+              <w:rPr>
+                <w:rFonts w:ascii="Aptos" w:hAnsi="Aptos"/>
                 <w:sz w:val="16"/>
                 <w:szCs w:val="16"/>
               </w:rPr>
@@ -2141,6 +1993,7 @@
             </w:r>
             <w:r>
               <w:rPr>
+                <w:rFonts w:ascii="Aptos" w:hAnsi="Aptos"/>
                 <w:sz w:val="16"/>
                 <w:szCs w:val="16"/>
               </w:rPr>
@@ -2148,12 +2001,14 @@
             </w:r>
             <w:r>
               <w:rPr>
-                <w:sz w:val="16"/>
-                <w:szCs w:val="16"/>
-              </w:rPr>
-            </w:r>
-            <w:r>
-              <w:rPr>
+                <w:rFonts w:ascii="Aptos" w:hAnsi="Aptos"/>
+                <w:sz w:val="16"/>
+                <w:szCs w:val="16"/>
+              </w:rPr>
+            </w:r>
+            <w:r>
+              <w:rPr>
+                <w:rFonts w:ascii="Aptos" w:hAnsi="Aptos"/>
                 <w:sz w:val="16"/>
                 <w:szCs w:val="16"/>
               </w:rPr>
@@ -2161,6 +2016,7 @@
             </w:r>
             <w:r>
               <w:rPr>
+                <w:rFonts w:ascii="Aptos" w:hAnsi="Aptos"/>
                 <w:sz w:val="16"/>
                 <w:szCs w:val="16"/>
               </w:rPr>
@@ -2168,6 +2024,7 @@
             </w:r>
             <w:r>
               <w:rPr>
+                <w:rFonts w:ascii="Aptos" w:hAnsi="Aptos"/>
                 <w:sz w:val="16"/>
                 <w:szCs w:val="16"/>
               </w:rPr>
@@ -2180,12 +2037,14 @@
               <w:autoSpaceDN w:val="0"/>
               <w:adjustRightInd w:val="0"/>
               <w:rPr>
-                <w:sz w:val="16"/>
-                <w:szCs w:val="16"/>
-              </w:rPr>
-            </w:pPr>
-            <w:r>
-              <w:rPr>
+                <w:rFonts w:ascii="Aptos" w:hAnsi="Aptos"/>
+                <w:sz w:val="16"/>
+                <w:szCs w:val="16"/>
+              </w:rPr>
+            </w:pPr>
+            <w:r>
+              <w:rPr>
+                <w:rFonts w:ascii="Aptos" w:hAnsi="Aptos"/>
                 <w:sz w:val="16"/>
                 <w:szCs w:val="16"/>
               </w:rPr>
@@ -2203,6 +2062,7 @@
             </w:r>
             <w:r>
               <w:rPr>
+                <w:rFonts w:ascii="Aptos" w:hAnsi="Aptos"/>
                 <w:sz w:val="16"/>
                 <w:szCs w:val="16"/>
               </w:rPr>
@@ -2210,12 +2070,14 @@
             </w:r>
             <w:r>
               <w:rPr>
-                <w:sz w:val="16"/>
-                <w:szCs w:val="16"/>
-              </w:rPr>
-            </w:r>
-            <w:r>
-              <w:rPr>
+                <w:rFonts w:ascii="Aptos" w:hAnsi="Aptos"/>
+                <w:sz w:val="16"/>
+                <w:szCs w:val="16"/>
+              </w:rPr>
+            </w:r>
+            <w:r>
+              <w:rPr>
+                <w:rFonts w:ascii="Aptos" w:hAnsi="Aptos"/>
                 <w:sz w:val="16"/>
                 <w:szCs w:val="16"/>
               </w:rPr>
@@ -2223,6 +2085,7 @@
             </w:r>
             <w:r>
               <w:rPr>
+                <w:rFonts w:ascii="Aptos" w:hAnsi="Aptos"/>
                 <w:sz w:val="16"/>
                 <w:szCs w:val="16"/>
               </w:rPr>
@@ -2230,6 +2093,7 @@
             </w:r>
             <w:r>
               <w:rPr>
+                <w:rFonts w:ascii="Aptos" w:hAnsi="Aptos"/>
                 <w:sz w:val="16"/>
                 <w:szCs w:val="16"/>
               </w:rPr>
@@ -2242,12 +2106,14 @@
               <w:autoSpaceDN w:val="0"/>
               <w:adjustRightInd w:val="0"/>
               <w:rPr>
-                <w:sz w:val="16"/>
-                <w:szCs w:val="16"/>
-              </w:rPr>
-            </w:pPr>
-            <w:r>
-              <w:rPr>
+                <w:rFonts w:ascii="Aptos" w:hAnsi="Aptos"/>
+                <w:sz w:val="16"/>
+                <w:szCs w:val="16"/>
+              </w:rPr>
+            </w:pPr>
+            <w:r>
+              <w:rPr>
+                <w:rFonts w:ascii="Aptos" w:hAnsi="Aptos"/>
                 <w:sz w:val="16"/>
                 <w:szCs w:val="16"/>
               </w:rPr>
@@ -2265,6 +2131,7 @@
             </w:r>
             <w:r>
               <w:rPr>
+                <w:rFonts w:ascii="Aptos" w:hAnsi="Aptos"/>
                 <w:sz w:val="16"/>
                 <w:szCs w:val="16"/>
               </w:rPr>
@@ -2272,12 +2139,14 @@
             </w:r>
             <w:r>
               <w:rPr>
-                <w:sz w:val="16"/>
-                <w:szCs w:val="16"/>
-              </w:rPr>
-            </w:r>
-            <w:r>
-              <w:rPr>
+                <w:rFonts w:ascii="Aptos" w:hAnsi="Aptos"/>
+                <w:sz w:val="16"/>
+                <w:szCs w:val="16"/>
+              </w:rPr>
+            </w:r>
+            <w:r>
+              <w:rPr>
+                <w:rFonts w:ascii="Aptos" w:hAnsi="Aptos"/>
                 <w:sz w:val="16"/>
                 <w:szCs w:val="16"/>
               </w:rPr>
@@ -2285,6 +2154,7 @@
             </w:r>
             <w:r>
               <w:rPr>
+                <w:rFonts w:ascii="Aptos" w:hAnsi="Aptos"/>
                 <w:sz w:val="16"/>
                 <w:szCs w:val="16"/>
               </w:rPr>
@@ -2292,6 +2162,7 @@
             </w:r>
             <w:r>
               <w:rPr>
+                <w:rFonts w:ascii="Aptos" w:hAnsi="Aptos"/>
                 <w:sz w:val="16"/>
                 <w:szCs w:val="16"/>
               </w:rPr>
@@ -2318,6 +2189,7 @@
           <w:p>
             <w:pPr>
               <w:rPr>
+                <w:rFonts w:ascii="Aptos" w:hAnsi="Aptos"/>
                 <w:b/>
                 <w:sz w:val="10"/>
                 <w:szCs w:val="10"/>
@@ -2344,11 +2216,13 @@
           <w:p>
             <w:pPr>
               <w:rPr>
-                <w:b/>
-              </w:rPr>
-            </w:pPr>
-            <w:r>
-              <w:rPr>
+                <w:rFonts w:ascii="Aptos" w:hAnsi="Aptos"/>
+                <w:b/>
+              </w:rPr>
+            </w:pPr>
+            <w:r>
+              <w:rPr>
+                <w:rFonts w:ascii="Aptos" w:hAnsi="Aptos"/>
                 <w:b/>
               </w:rPr>
               <w:t>B</w:t>
@@ -2369,11 +2243,13 @@
           <w:p>
             <w:pPr>
               <w:rPr>
-                <w:b/>
-              </w:rPr>
-            </w:pPr>
-            <w:r>
-              <w:rPr>
+                <w:rFonts w:ascii="Aptos" w:hAnsi="Aptos"/>
+                <w:b/>
+              </w:rPr>
+            </w:pPr>
+            <w:r>
+              <w:rPr>
+                <w:rFonts w:ascii="Aptos" w:hAnsi="Aptos"/>
                 <w:b/>
               </w:rPr>
               <w:t>VALUTAZIONE DEL RISCHIO PER FATTORI (rischio stimato)</w:t>
@@ -2399,6 +2275,7 @@
           <w:p>
             <w:pPr>
               <w:rPr>
+                <w:rFonts w:ascii="Aptos" w:hAnsi="Aptos"/>
                 <w:b/>
                 <w:sz w:val="10"/>
                 <w:szCs w:val="10"/>
@@ -2423,13 +2300,15 @@
           <w:p>
             <w:pPr>
               <w:rPr>
-                <w:b/>
-                <w:sz w:val="20"/>
-                <w:szCs w:val="20"/>
-              </w:rPr>
-            </w:pPr>
-            <w:r>
-              <w:rPr>
+                <w:rFonts w:ascii="Aptos" w:hAnsi="Aptos"/>
+                <w:b/>
+                <w:sz w:val="20"/>
+                <w:szCs w:val="20"/>
+              </w:rPr>
+            </w:pPr>
+            <w:r>
+              <w:rPr>
+                <w:rFonts w:ascii="Aptos" w:hAnsi="Aptos"/>
                 <w:b/>
                 <w:sz w:val="20"/>
                 <w:szCs w:val="20"/>
@@ -2447,13 +2326,15 @@
           <w:p>
             <w:pPr>
               <w:rPr>
-                <w:b/>
-                <w:sz w:val="20"/>
-                <w:szCs w:val="20"/>
-              </w:rPr>
-            </w:pPr>
-            <w:r>
-              <w:rPr>
+                <w:rFonts w:ascii="Aptos" w:hAnsi="Aptos"/>
+                <w:b/>
+                <w:sz w:val="20"/>
+                <w:szCs w:val="20"/>
+              </w:rPr>
+            </w:pPr>
+            <w:r>
+              <w:rPr>
+                <w:rFonts w:ascii="Aptos" w:hAnsi="Aptos"/>
                 <w:b/>
                 <w:sz w:val="20"/>
                 <w:szCs w:val="20"/>
@@ -2475,13 +2356,15 @@
             <w:pPr>
               <w:jc w:val="center"/>
               <w:rPr>
-                <w:b/>
-                <w:sz w:val="20"/>
-                <w:szCs w:val="20"/>
-              </w:rPr>
-            </w:pPr>
-            <w:r>
-              <w:rPr>
+                <w:rFonts w:ascii="Aptos" w:hAnsi="Aptos"/>
+                <w:b/>
+                <w:sz w:val="20"/>
+                <w:szCs w:val="20"/>
+              </w:rPr>
+            </w:pPr>
+            <w:r>
+              <w:rPr>
+                <w:rFonts w:ascii="Aptos" w:hAnsi="Aptos"/>
                 <w:b/>
                 <w:sz w:val="20"/>
                 <w:szCs w:val="20"/>
@@ -2504,13 +2387,15 @@
             <w:pPr>
               <w:jc w:val="center"/>
               <w:rPr>
-                <w:b/>
-                <w:sz w:val="20"/>
-                <w:szCs w:val="20"/>
-              </w:rPr>
-            </w:pPr>
-            <w:r>
-              <w:rPr>
+                <w:rFonts w:ascii="Aptos" w:hAnsi="Aptos"/>
+                <w:b/>
+                <w:sz w:val="20"/>
+                <w:szCs w:val="20"/>
+              </w:rPr>
+            </w:pPr>
+            <w:r>
+              <w:rPr>
+                <w:rFonts w:ascii="Aptos" w:hAnsi="Aptos"/>
                 <w:b/>
                 <w:sz w:val="20"/>
                 <w:szCs w:val="20"/>
@@ -2534,13 +2419,15 @@
             <w:pPr>
               <w:jc w:val="center"/>
               <w:rPr>
-                <w:b/>
-                <w:sz w:val="20"/>
-                <w:szCs w:val="20"/>
-              </w:rPr>
-            </w:pPr>
-            <w:r>
-              <w:rPr>
+                <w:rFonts w:ascii="Aptos" w:hAnsi="Aptos"/>
+                <w:b/>
+                <w:sz w:val="20"/>
+                <w:szCs w:val="20"/>
+              </w:rPr>
+            </w:pPr>
+            <w:r>
+              <w:rPr>
+                <w:rFonts w:ascii="Aptos" w:hAnsi="Aptos"/>
                 <w:b/>
                 <w:sz w:val="20"/>
                 <w:szCs w:val="20"/>
@@ -2567,12 +2454,14 @@
             <w:pPr>
               <w:jc w:val="center"/>
               <w:rPr>
-                <w:sz w:val="20"/>
-                <w:szCs w:val="20"/>
-              </w:rPr>
-            </w:pPr>
-            <w:r>
-              <w:rPr>
+                <w:rFonts w:ascii="Aptos" w:hAnsi="Aptos"/>
+                <w:sz w:val="20"/>
+                <w:szCs w:val="20"/>
+              </w:rPr>
+            </w:pPr>
+            <w:r>
+              <w:rPr>
+                <w:rFonts w:ascii="Aptos" w:hAnsi="Aptos"/>
                 <w:sz w:val="20"/>
                 <w:szCs w:val="20"/>
               </w:rPr>
@@ -2590,12 +2479,14 @@
             <w:pPr>
               <w:jc w:val="center"/>
               <w:rPr>
-                <w:sz w:val="20"/>
-                <w:szCs w:val="20"/>
-              </w:rPr>
-            </w:pPr>
-            <w:r>
-              <w:rPr>
+                <w:rFonts w:ascii="Aptos" w:hAnsi="Aptos"/>
+                <w:sz w:val="20"/>
+                <w:szCs w:val="20"/>
+              </w:rPr>
+            </w:pPr>
+            <w:r>
+              <w:rPr>
+                <w:rFonts w:ascii="Aptos" w:hAnsi="Aptos"/>
                 <w:sz w:val="20"/>
                 <w:szCs w:val="20"/>
               </w:rPr>
@@ -2616,12 +2507,14 @@
             <w:pPr>
               <w:jc w:val="center"/>
               <w:rPr>
-                <w:sz w:val="20"/>
-                <w:szCs w:val="20"/>
-              </w:rPr>
-            </w:pPr>
-            <w:r>
-              <w:rPr>
+                <w:rFonts w:ascii="Aptos" w:hAnsi="Aptos"/>
+                <w:sz w:val="20"/>
+                <w:szCs w:val="20"/>
+              </w:rPr>
+            </w:pPr>
+            <w:r>
+              <w:rPr>
+                <w:rFonts w:ascii="Aptos" w:hAnsi="Aptos"/>
                 <w:sz w:val="20"/>
                 <w:szCs w:val="20"/>
               </w:rPr>
@@ -2643,6 +2536,7 @@
             <w:pPr>
               <w:jc w:val="center"/>
               <w:rPr>
+                <w:rFonts w:ascii="Aptos" w:hAnsi="Aptos"/>
                 <w:b/>
                 <w:sz w:val="28"/>
                 <w:szCs w:val="28"/>
@@ -2650,6 +2544,7 @@
             </w:pPr>
             <w:r>
               <w:rPr>
+                <w:rFonts w:ascii="Aptos" w:hAnsi="Aptos"/>
                 <w:b/>
                 <w:sz w:val="28"/>
                 <w:szCs w:val="28"/>
@@ -2671,13 +2566,15 @@
           <w:p>
             <w:pPr>
               <w:rPr>
-                <w:b/>
-                <w:sz w:val="16"/>
-                <w:szCs w:val="16"/>
-              </w:rPr>
-            </w:pPr>
-            <w:r>
-              <w:rPr>
+                <w:rFonts w:ascii="Aptos" w:hAnsi="Aptos"/>
+                <w:b/>
+                <w:sz w:val="16"/>
+                <w:szCs w:val="16"/>
+              </w:rPr>
+            </w:pPr>
+            <w:r>
+              <w:rPr>
+                <w:rFonts w:ascii="Aptos" w:hAnsi="Aptos"/>
                 <w:b/>
                 <w:sz w:val="16"/>
                 <w:szCs w:val="16"/>
@@ -2697,6 +2594,7 @@
             </w:r>
             <w:r>
               <w:rPr>
+                <w:rFonts w:ascii="Aptos" w:hAnsi="Aptos"/>
                 <w:b/>
                 <w:sz w:val="16"/>
                 <w:szCs w:val="16"/>
@@ -2705,13 +2603,15 @@
             </w:r>
             <w:r>
               <w:rPr>
-                <w:b/>
-                <w:sz w:val="16"/>
-                <w:szCs w:val="16"/>
-              </w:rPr>
-            </w:r>
-            <w:r>
-              <w:rPr>
+                <w:rFonts w:ascii="Aptos" w:hAnsi="Aptos"/>
+                <w:b/>
+                <w:sz w:val="16"/>
+                <w:szCs w:val="16"/>
+              </w:rPr>
+            </w:r>
+            <w:r>
+              <w:rPr>
+                <w:rFonts w:ascii="Aptos" w:hAnsi="Aptos"/>
                 <w:b/>
                 <w:sz w:val="16"/>
                 <w:szCs w:val="16"/>
@@ -2720,6 +2620,7 @@
             </w:r>
             <w:r>
               <w:rPr>
+                <w:rFonts w:ascii="Aptos" w:hAnsi="Aptos"/>
                 <w:b/>
                 <w:sz w:val="16"/>
                 <w:szCs w:val="16"/>
@@ -2730,13 +2631,15 @@
           <w:p>
             <w:pPr>
               <w:rPr>
-                <w:b/>
-                <w:sz w:val="16"/>
-                <w:szCs w:val="16"/>
-              </w:rPr>
-            </w:pPr>
-            <w:r>
-              <w:rPr>
+                <w:rFonts w:ascii="Aptos" w:hAnsi="Aptos"/>
+                <w:b/>
+                <w:sz w:val="16"/>
+                <w:szCs w:val="16"/>
+              </w:rPr>
+            </w:pPr>
+            <w:r>
+              <w:rPr>
+                <w:rFonts w:ascii="Aptos" w:hAnsi="Aptos"/>
                 <w:b/>
                 <w:sz w:val="16"/>
                 <w:szCs w:val="16"/>
@@ -2755,6 +2658,7 @@
             </w:r>
             <w:r>
               <w:rPr>
+                <w:rFonts w:ascii="Aptos" w:hAnsi="Aptos"/>
                 <w:b/>
                 <w:sz w:val="16"/>
                 <w:szCs w:val="16"/>
@@ -2763,13 +2667,15 @@
             </w:r>
             <w:r>
               <w:rPr>
-                <w:b/>
-                <w:sz w:val="16"/>
-                <w:szCs w:val="16"/>
-              </w:rPr>
-            </w:r>
-            <w:r>
-              <w:rPr>
+                <w:rFonts w:ascii="Aptos" w:hAnsi="Aptos"/>
+                <w:b/>
+                <w:sz w:val="16"/>
+                <w:szCs w:val="16"/>
+              </w:rPr>
+            </w:r>
+            <w:r>
+              <w:rPr>
+                <w:rFonts w:ascii="Aptos" w:hAnsi="Aptos"/>
                 <w:b/>
                 <w:sz w:val="16"/>
                 <w:szCs w:val="16"/>
@@ -2778,6 +2684,7 @@
             </w:r>
             <w:r>
               <w:rPr>
+                <w:rFonts w:ascii="Aptos" w:hAnsi="Aptos"/>
                 <w:b/>
                 <w:sz w:val="16"/>
                 <w:szCs w:val="16"/>
@@ -2788,13 +2695,15 @@
           <w:p>
             <w:pPr>
               <w:rPr>
-                <w:b/>
-                <w:sz w:val="16"/>
-                <w:szCs w:val="16"/>
-              </w:rPr>
-            </w:pPr>
-            <w:r>
-              <w:rPr>
+                <w:rFonts w:ascii="Aptos" w:hAnsi="Aptos"/>
+                <w:b/>
+                <w:sz w:val="16"/>
+                <w:szCs w:val="16"/>
+              </w:rPr>
+            </w:pPr>
+            <w:r>
+              <w:rPr>
+                <w:rFonts w:ascii="Aptos" w:hAnsi="Aptos"/>
                 <w:b/>
                 <w:sz w:val="16"/>
                 <w:szCs w:val="16"/>
@@ -2813,6 +2722,7 @@
             </w:r>
             <w:r>
               <w:rPr>
+                <w:rFonts w:ascii="Aptos" w:hAnsi="Aptos"/>
                 <w:b/>
                 <w:sz w:val="16"/>
                 <w:szCs w:val="16"/>
@@ -2821,13 +2731,15 @@
             </w:r>
             <w:r>
               <w:rPr>
-                <w:b/>
-                <w:sz w:val="16"/>
-                <w:szCs w:val="16"/>
-              </w:rPr>
-            </w:r>
-            <w:r>
-              <w:rPr>
+                <w:rFonts w:ascii="Aptos" w:hAnsi="Aptos"/>
+                <w:b/>
+                <w:sz w:val="16"/>
+                <w:szCs w:val="16"/>
+              </w:rPr>
+            </w:r>
+            <w:r>
+              <w:rPr>
+                <w:rFonts w:ascii="Aptos" w:hAnsi="Aptos"/>
                 <w:b/>
                 <w:sz w:val="16"/>
                 <w:szCs w:val="16"/>
@@ -2836,6 +2748,7 @@
             </w:r>
             <w:r>
               <w:rPr>
+                <w:rFonts w:ascii="Aptos" w:hAnsi="Aptos"/>
                 <w:b/>
                 <w:sz w:val="16"/>
                 <w:szCs w:val="16"/>
@@ -2846,13 +2759,15 @@
           <w:p>
             <w:pPr>
               <w:rPr>
-                <w:b/>
-                <w:sz w:val="16"/>
-                <w:szCs w:val="16"/>
-              </w:rPr>
-            </w:pPr>
-            <w:r>
-              <w:rPr>
+                <w:rFonts w:ascii="Aptos" w:hAnsi="Aptos"/>
+                <w:b/>
+                <w:sz w:val="16"/>
+                <w:szCs w:val="16"/>
+              </w:rPr>
+            </w:pPr>
+            <w:r>
+              <w:rPr>
+                <w:rFonts w:ascii="Aptos" w:hAnsi="Aptos"/>
                 <w:b/>
                 <w:sz w:val="16"/>
                 <w:szCs w:val="16"/>
@@ -2871,6 +2786,7 @@
             </w:r>
             <w:r>
               <w:rPr>
+                <w:rFonts w:ascii="Aptos" w:hAnsi="Aptos"/>
                 <w:b/>
                 <w:sz w:val="16"/>
                 <w:szCs w:val="16"/>
@@ -2879,13 +2795,15 @@
             </w:r>
             <w:r>
               <w:rPr>
-                <w:b/>
-                <w:sz w:val="16"/>
-                <w:szCs w:val="16"/>
-              </w:rPr>
-            </w:r>
-            <w:r>
-              <w:rPr>
+                <w:rFonts w:ascii="Aptos" w:hAnsi="Aptos"/>
+                <w:b/>
+                <w:sz w:val="16"/>
+                <w:szCs w:val="16"/>
+              </w:rPr>
+            </w:r>
+            <w:r>
+              <w:rPr>
+                <w:rFonts w:ascii="Aptos" w:hAnsi="Aptos"/>
                 <w:b/>
                 <w:sz w:val="16"/>
                 <w:szCs w:val="16"/>
@@ -2894,6 +2812,7 @@
             </w:r>
             <w:r>
               <w:rPr>
+                <w:rFonts w:ascii="Aptos" w:hAnsi="Aptos"/>
                 <w:b/>
                 <w:sz w:val="16"/>
                 <w:szCs w:val="16"/>
@@ -2904,13 +2823,15 @@
           <w:p>
             <w:pPr>
               <w:rPr>
-                <w:b/>
-                <w:sz w:val="16"/>
-                <w:szCs w:val="16"/>
-              </w:rPr>
-            </w:pPr>
-            <w:r>
-              <w:rPr>
+                <w:rFonts w:ascii="Aptos" w:hAnsi="Aptos"/>
+                <w:b/>
+                <w:sz w:val="16"/>
+                <w:szCs w:val="16"/>
+              </w:rPr>
+            </w:pPr>
+            <w:r>
+              <w:rPr>
+                <w:rFonts w:ascii="Aptos" w:hAnsi="Aptos"/>
                 <w:b/>
                 <w:sz w:val="16"/>
                 <w:szCs w:val="16"/>
@@ -2929,6 +2850,7 @@
             </w:r>
             <w:r>
               <w:rPr>
+                <w:rFonts w:ascii="Aptos" w:hAnsi="Aptos"/>
                 <w:b/>
                 <w:sz w:val="16"/>
                 <w:szCs w:val="16"/>
@@ -2937,13 +2859,15 @@
             </w:r>
             <w:r>
               <w:rPr>
-                <w:b/>
-                <w:sz w:val="16"/>
-                <w:szCs w:val="16"/>
-              </w:rPr>
-            </w:r>
-            <w:r>
-              <w:rPr>
+                <w:rFonts w:ascii="Aptos" w:hAnsi="Aptos"/>
+                <w:b/>
+                <w:sz w:val="16"/>
+                <w:szCs w:val="16"/>
+              </w:rPr>
+            </w:r>
+            <w:r>
+              <w:rPr>
+                <w:rFonts w:ascii="Aptos" w:hAnsi="Aptos"/>
                 <w:b/>
                 <w:sz w:val="16"/>
                 <w:szCs w:val="16"/>
@@ -2952,6 +2876,7 @@
             </w:r>
             <w:r>
               <w:rPr>
+                <w:rFonts w:ascii="Aptos" w:hAnsi="Aptos"/>
                 <w:b/>
                 <w:sz w:val="16"/>
                 <w:szCs w:val="16"/>
@@ -2973,13 +2898,15 @@
           <w:p>
             <w:pPr>
               <w:rPr>
-                <w:b/>
-                <w:sz w:val="16"/>
-                <w:szCs w:val="16"/>
-              </w:rPr>
-            </w:pPr>
-            <w:r>
-              <w:rPr>
+                <w:rFonts w:ascii="Aptos" w:hAnsi="Aptos"/>
+                <w:b/>
+                <w:sz w:val="16"/>
+                <w:szCs w:val="16"/>
+              </w:rPr>
+            </w:pPr>
+            <w:r>
+              <w:rPr>
+                <w:rFonts w:ascii="Aptos" w:hAnsi="Aptos"/>
                 <w:b/>
                 <w:sz w:val="16"/>
                 <w:szCs w:val="16"/>
@@ -2990,13 +2917,15 @@
           <w:p>
             <w:pPr>
               <w:rPr>
-                <w:b/>
-                <w:sz w:val="16"/>
-                <w:szCs w:val="16"/>
-              </w:rPr>
-            </w:pPr>
-            <w:r>
-              <w:rPr>
+                <w:rFonts w:ascii="Aptos" w:hAnsi="Aptos"/>
+                <w:b/>
+                <w:sz w:val="16"/>
+                <w:szCs w:val="16"/>
+              </w:rPr>
+            </w:pPr>
+            <w:r>
+              <w:rPr>
+                <w:rFonts w:ascii="Aptos" w:hAnsi="Aptos"/>
                 <w:b/>
                 <w:sz w:val="16"/>
                 <w:szCs w:val="16"/>
@@ -3007,13 +2936,15 @@
           <w:p>
             <w:pPr>
               <w:rPr>
-                <w:b/>
-                <w:sz w:val="16"/>
-                <w:szCs w:val="16"/>
-              </w:rPr>
-            </w:pPr>
-            <w:r>
-              <w:rPr>
+                <w:rFonts w:ascii="Aptos" w:hAnsi="Aptos"/>
+                <w:b/>
+                <w:sz w:val="16"/>
+                <w:szCs w:val="16"/>
+              </w:rPr>
+            </w:pPr>
+            <w:r>
+              <w:rPr>
+                <w:rFonts w:ascii="Aptos" w:hAnsi="Aptos"/>
                 <w:b/>
                 <w:sz w:val="16"/>
                 <w:szCs w:val="16"/>
@@ -3024,13 +2955,15 @@
           <w:p>
             <w:pPr>
               <w:rPr>
-                <w:b/>
-                <w:sz w:val="16"/>
-                <w:szCs w:val="16"/>
-              </w:rPr>
-            </w:pPr>
-            <w:r>
-              <w:rPr>
+                <w:rFonts w:ascii="Aptos" w:hAnsi="Aptos"/>
+                <w:b/>
+                <w:sz w:val="16"/>
+                <w:szCs w:val="16"/>
+              </w:rPr>
+            </w:pPr>
+            <w:r>
+              <w:rPr>
+                <w:rFonts w:ascii="Aptos" w:hAnsi="Aptos"/>
                 <w:b/>
                 <w:sz w:val="16"/>
                 <w:szCs w:val="16"/>
@@ -3041,13 +2974,15 @@
           <w:p>
             <w:pPr>
               <w:rPr>
-                <w:b/>
-                <w:sz w:val="16"/>
-                <w:szCs w:val="16"/>
-              </w:rPr>
-            </w:pPr>
-            <w:r>
-              <w:rPr>
+                <w:rFonts w:ascii="Aptos" w:hAnsi="Aptos"/>
+                <w:b/>
+                <w:sz w:val="16"/>
+                <w:szCs w:val="16"/>
+              </w:rPr>
+            </w:pPr>
+            <w:r>
+              <w:rPr>
+                <w:rFonts w:ascii="Aptos" w:hAnsi="Aptos"/>
                 <w:b/>
                 <w:sz w:val="16"/>
                 <w:szCs w:val="16"/>
@@ -3075,6 +3010,7 @@
           <w:p>
             <w:pPr>
               <w:rPr>
+                <w:rFonts w:ascii="Aptos" w:hAnsi="Aptos"/>
                 <w:b/>
                 <w:sz w:val="10"/>
                 <w:szCs w:val="10"/>
@@ -3101,11 +3037,13 @@
           <w:p>
             <w:pPr>
               <w:rPr>
-                <w:b/>
-              </w:rPr>
-            </w:pPr>
-            <w:r>
-              <w:rPr>
+                <w:rFonts w:ascii="Aptos" w:hAnsi="Aptos"/>
+                <w:b/>
+              </w:rPr>
+            </w:pPr>
+            <w:r>
+              <w:rPr>
+                <w:rFonts w:ascii="Aptos" w:hAnsi="Aptos"/>
                 <w:b/>
               </w:rPr>
               <w:t>C</w:t>
@@ -3127,11 +3065,13 @@
           <w:p>
             <w:pPr>
               <w:rPr>
-                <w:b/>
-              </w:rPr>
-            </w:pPr>
-            <w:r>
-              <w:rPr>
+                <w:rFonts w:ascii="Aptos" w:hAnsi="Aptos"/>
+                <w:b/>
+              </w:rPr>
+            </w:pPr>
+            <w:r>
+              <w:rPr>
+                <w:rFonts w:ascii="Aptos" w:hAnsi="Aptos"/>
                 <w:b/>
               </w:rPr>
               <w:t>VALUTAZIONE DEL RISCHIO MISURATO</w:t>
@@ -3153,13 +3093,15 @@
             <w:pPr>
               <w:jc w:val="center"/>
               <w:rPr>
-                <w:b/>
-                <w:sz w:val="16"/>
-                <w:szCs w:val="16"/>
-              </w:rPr>
-            </w:pPr>
-            <w:r>
-              <w:rPr>
+                <w:rFonts w:ascii="Aptos" w:hAnsi="Aptos"/>
+                <w:b/>
+                <w:sz w:val="16"/>
+                <w:szCs w:val="16"/>
+              </w:rPr>
+            </w:pPr>
+            <w:r>
+              <w:rPr>
+                <w:rFonts w:ascii="Aptos" w:hAnsi="Aptos"/>
                 <w:b/>
                 <w:sz w:val="16"/>
                 <w:szCs w:val="16"/>
@@ -3168,6 +3110,7 @@
             </w:r>
             <w:r>
               <w:rPr>
+                <w:rFonts w:ascii="Aptos" w:hAnsi="Aptos"/>
                 <w:b/>
                 <w:sz w:val="16"/>
                 <w:szCs w:val="16"/>
@@ -3186,6 +3129,7 @@
             </w:r>
             <w:r>
               <w:rPr>
+                <w:rFonts w:ascii="Aptos" w:hAnsi="Aptos"/>
                 <w:b/>
                 <w:sz w:val="16"/>
                 <w:szCs w:val="16"/>
@@ -3194,13 +3138,15 @@
             </w:r>
             <w:r>
               <w:rPr>
-                <w:b/>
-                <w:sz w:val="16"/>
-                <w:szCs w:val="16"/>
-              </w:rPr>
-            </w:r>
-            <w:r>
-              <w:rPr>
+                <w:rFonts w:ascii="Aptos" w:hAnsi="Aptos"/>
+                <w:b/>
+                <w:sz w:val="16"/>
+                <w:szCs w:val="16"/>
+              </w:rPr>
+            </w:r>
+            <w:r>
+              <w:rPr>
+                <w:rFonts w:ascii="Aptos" w:hAnsi="Aptos"/>
                 <w:b/>
                 <w:sz w:val="16"/>
                 <w:szCs w:val="16"/>
@@ -3209,6 +3155,7 @@
             </w:r>
             <w:r>
               <w:rPr>
+                <w:rFonts w:ascii="Aptos" w:hAnsi="Aptos"/>
                 <w:b/>
                 <w:sz w:val="16"/>
                 <w:szCs w:val="16"/>
@@ -3217,6 +3164,7 @@
             </w:r>
             <w:r>
               <w:rPr>
+                <w:rFonts w:ascii="Aptos" w:hAnsi="Aptos"/>
                 <w:b/>
                 <w:sz w:val="16"/>
                 <w:szCs w:val="16"/>
@@ -3225,6 +3173,7 @@
             </w:r>
             <w:r>
               <w:rPr>
+                <w:rFonts w:ascii="Aptos" w:hAnsi="Aptos"/>
                 <w:b/>
                 <w:sz w:val="16"/>
                 <w:szCs w:val="16"/>
@@ -3244,6 +3193,7 @@
             </w:r>
             <w:r>
               <w:rPr>
+                <w:rFonts w:ascii="Aptos" w:hAnsi="Aptos"/>
                 <w:b/>
                 <w:sz w:val="16"/>
                 <w:szCs w:val="16"/>
@@ -3252,13 +3202,15 @@
             </w:r>
             <w:r>
               <w:rPr>
-                <w:b/>
-                <w:sz w:val="16"/>
-                <w:szCs w:val="16"/>
-              </w:rPr>
-            </w:r>
-            <w:r>
-              <w:rPr>
+                <w:rFonts w:ascii="Aptos" w:hAnsi="Aptos"/>
+                <w:b/>
+                <w:sz w:val="16"/>
+                <w:szCs w:val="16"/>
+              </w:rPr>
+            </w:r>
+            <w:r>
+              <w:rPr>
+                <w:rFonts w:ascii="Aptos" w:hAnsi="Aptos"/>
                 <w:b/>
                 <w:sz w:val="16"/>
                 <w:szCs w:val="16"/>
@@ -3267,6 +3219,7 @@
             </w:r>
             <w:r>
               <w:rPr>
+                <w:rFonts w:ascii="Aptos" w:hAnsi="Aptos"/>
                 <w:b/>
                 <w:sz w:val="16"/>
                 <w:szCs w:val="16"/>
@@ -3275,6 +3228,7 @@
             </w:r>
             <w:r>
               <w:rPr>
+                <w:rFonts w:ascii="Aptos" w:hAnsi="Aptos"/>
                 <w:b/>
                 <w:sz w:val="16"/>
                 <w:szCs w:val="16"/>
@@ -3302,6 +3256,7 @@
           <w:p>
             <w:pPr>
               <w:rPr>
+                <w:rFonts w:ascii="Aptos" w:hAnsi="Aptos"/>
                 <w:b/>
                 <w:sz w:val="10"/>
                 <w:szCs w:val="10"/>
@@ -3328,6 +3283,7 @@
           <w:p>
             <w:pPr>
               <w:rPr>
+                <w:rFonts w:ascii="Aptos" w:hAnsi="Aptos"/>
                 <w:b/>
                 <w:sz w:val="10"/>
                 <w:szCs w:val="10"/>
@@ -3354,11 +3310,13 @@
           <w:p>
             <w:pPr>
               <w:rPr>
-                <w:b/>
-              </w:rPr>
-            </w:pPr>
-            <w:r>
-              <w:rPr>
+                <w:rFonts w:ascii="Aptos" w:hAnsi="Aptos"/>
+                <w:b/>
+              </w:rPr>
+            </w:pPr>
+            <w:r>
+              <w:rPr>
+                <w:rFonts w:ascii="Aptos" w:hAnsi="Aptos"/>
                 <w:b/>
               </w:rPr>
               <w:t>D</w:t>
@@ -3379,11 +3337,13 @@
           <w:p>
             <w:pPr>
               <w:rPr>
-                <w:b/>
-              </w:rPr>
-            </w:pPr>
-            <w:r>
-              <w:rPr>
+                <w:rFonts w:ascii="Aptos" w:hAnsi="Aptos"/>
+                <w:b/>
+              </w:rPr>
+            </w:pPr>
+            <w:r>
+              <w:rPr>
+                <w:rFonts w:ascii="Aptos" w:hAnsi="Aptos"/>
                 <w:b/>
               </w:rPr>
               <w:t>MISURE DI PREVENZIONE E PROTEZIONE (artt. 224, 225)</w:t>
@@ -3410,6 +3370,7 @@
           <w:p>
             <w:pPr>
               <w:rPr>
+                <w:rFonts w:ascii="Aptos" w:hAnsi="Aptos"/>
                 <w:b/>
                 <w:sz w:val="10"/>
                 <w:szCs w:val="10"/>
@@ -3436,12 +3397,14 @@
           <w:p>
             <w:pPr>
               <w:rPr>
-                <w:sz w:val="16"/>
-                <w:szCs w:val="16"/>
-              </w:rPr>
-            </w:pPr>
-            <w:r>
-              <w:rPr>
+                <w:rFonts w:ascii="Aptos" w:hAnsi="Aptos"/>
+                <w:sz w:val="16"/>
+                <w:szCs w:val="16"/>
+              </w:rPr>
+            </w:pPr>
+            <w:r>
+              <w:rPr>
+                <w:rFonts w:ascii="Aptos" w:hAnsi="Aptos"/>
                 <w:b/>
                 <w:sz w:val="16"/>
                 <w:szCs w:val="16"/>
@@ -3460,6 +3423,7 @@
             </w:r>
             <w:r>
               <w:rPr>
+                <w:rFonts w:ascii="Aptos" w:hAnsi="Aptos"/>
                 <w:b/>
                 <w:sz w:val="16"/>
                 <w:szCs w:val="16"/>
@@ -3468,13 +3432,15 @@
             </w:r>
             <w:r>
               <w:rPr>
-                <w:b/>
-                <w:sz w:val="16"/>
-                <w:szCs w:val="16"/>
-              </w:rPr>
-            </w:r>
-            <w:r>
-              <w:rPr>
+                <w:rFonts w:ascii="Aptos" w:hAnsi="Aptos"/>
+                <w:b/>
+                <w:sz w:val="16"/>
+                <w:szCs w:val="16"/>
+              </w:rPr>
+            </w:r>
+            <w:r>
+              <w:rPr>
+                <w:rFonts w:ascii="Aptos" w:hAnsi="Aptos"/>
                 <w:b/>
                 <w:sz w:val="16"/>
                 <w:szCs w:val="16"/>
@@ -3483,6 +3449,7 @@
             </w:r>
             <w:r>
               <w:rPr>
+                <w:rFonts w:ascii="Aptos" w:hAnsi="Aptos"/>
                 <w:b/>
                 <w:sz w:val="16"/>
                 <w:szCs w:val="16"/>
@@ -3491,6 +3458,7 @@
             </w:r>
             <w:r>
               <w:rPr>
+                <w:rFonts w:ascii="Aptos" w:hAnsi="Aptos"/>
                 <w:b/>
                 <w:sz w:val="16"/>
                 <w:szCs w:val="16"/>
@@ -3499,6 +3467,7 @@
             </w:r>
             <w:r>
               <w:rPr>
+                <w:rFonts w:ascii="Aptos" w:hAnsi="Aptos"/>
                 <w:sz w:val="16"/>
                 <w:szCs w:val="16"/>
               </w:rPr>
@@ -3508,12 +3477,14 @@
           <w:p>
             <w:pPr>
               <w:rPr>
-                <w:sz w:val="16"/>
-                <w:szCs w:val="16"/>
-              </w:rPr>
-            </w:pPr>
-            <w:r>
-              <w:rPr>
+                <w:rFonts w:ascii="Aptos" w:hAnsi="Aptos"/>
+                <w:sz w:val="16"/>
+                <w:szCs w:val="16"/>
+              </w:rPr>
+            </w:pPr>
+            <w:r>
+              <w:rPr>
+                <w:rFonts w:ascii="Aptos" w:hAnsi="Aptos"/>
                 <w:sz w:val="16"/>
                 <w:szCs w:val="16"/>
               </w:rPr>
@@ -3531,6 +3502,7 @@
             </w:r>
             <w:r>
               <w:rPr>
+                <w:rFonts w:ascii="Aptos" w:hAnsi="Aptos"/>
                 <w:sz w:val="16"/>
                 <w:szCs w:val="16"/>
               </w:rPr>
@@ -3538,12 +3510,14 @@
             </w:r>
             <w:r>
               <w:rPr>
-                <w:sz w:val="16"/>
-                <w:szCs w:val="16"/>
-              </w:rPr>
-            </w:r>
-            <w:r>
-              <w:rPr>
+                <w:rFonts w:ascii="Aptos" w:hAnsi="Aptos"/>
+                <w:sz w:val="16"/>
+                <w:szCs w:val="16"/>
+              </w:rPr>
+            </w:r>
+            <w:r>
+              <w:rPr>
+                <w:rFonts w:ascii="Aptos" w:hAnsi="Aptos"/>
                 <w:sz w:val="16"/>
                 <w:szCs w:val="16"/>
               </w:rPr>
@@ -3551,6 +3525,7 @@
             </w:r>
             <w:r>
               <w:rPr>
+                <w:rFonts w:ascii="Aptos" w:hAnsi="Aptos"/>
                 <w:sz w:val="16"/>
                 <w:szCs w:val="16"/>
               </w:rPr>
@@ -3558,6 +3533,7 @@
             </w:r>
             <w:r>
               <w:rPr>
+                <w:rFonts w:ascii="Aptos" w:hAnsi="Aptos"/>
                 <w:sz w:val="16"/>
                 <w:szCs w:val="16"/>
               </w:rPr>
@@ -3565,6 +3541,7 @@
             </w:r>
             <w:r>
               <w:rPr>
+                <w:rFonts w:ascii="Aptos" w:hAnsi="Aptos"/>
                 <w:sz w:val="16"/>
                 <w:szCs w:val="16"/>
               </w:rPr>
@@ -3579,6 +3556,7 @@
             </w:r>
             <w:r>
               <w:rPr>
+                <w:rFonts w:ascii="Aptos" w:hAnsi="Aptos"/>
                 <w:sz w:val="16"/>
                 <w:szCs w:val="16"/>
               </w:rPr>
@@ -3586,12 +3564,14 @@
             </w:r>
             <w:r>
               <w:rPr>
-                <w:sz w:val="16"/>
-                <w:szCs w:val="16"/>
-              </w:rPr>
-            </w:r>
-            <w:r>
-              <w:rPr>
+                <w:rFonts w:ascii="Aptos" w:hAnsi="Aptos"/>
+                <w:sz w:val="16"/>
+                <w:szCs w:val="16"/>
+              </w:rPr>
+            </w:r>
+            <w:r>
+              <w:rPr>
+                <w:rFonts w:ascii="Aptos" w:hAnsi="Aptos"/>
                 <w:sz w:val="16"/>
                 <w:szCs w:val="16"/>
               </w:rPr>
@@ -3599,6 +3579,7 @@
             </w:r>
             <w:r>
               <w:rPr>
+                <w:rFonts w:ascii="Aptos" w:hAnsi="Aptos"/>
                 <w:noProof/>
                 <w:sz w:val="16"/>
                 <w:szCs w:val="16"/>
@@ -3607,6 +3588,7 @@
             </w:r>
             <w:r>
               <w:rPr>
+                <w:rFonts w:ascii="Aptos" w:hAnsi="Aptos"/>
                 <w:noProof/>
                 <w:sz w:val="16"/>
                 <w:szCs w:val="16"/>
@@ -3615,6 +3597,7 @@
             </w:r>
             <w:r>
               <w:rPr>
+                <w:rFonts w:ascii="Aptos" w:hAnsi="Aptos"/>
                 <w:noProof/>
                 <w:sz w:val="16"/>
                 <w:szCs w:val="16"/>
@@ -3623,6 +3606,7 @@
             </w:r>
             <w:r>
               <w:rPr>
+                <w:rFonts w:ascii="Aptos" w:hAnsi="Aptos"/>
                 <w:noProof/>
                 <w:sz w:val="16"/>
                 <w:szCs w:val="16"/>
@@ -3631,6 +3615,7 @@
             </w:r>
             <w:r>
               <w:rPr>
+                <w:rFonts w:ascii="Aptos" w:hAnsi="Aptos"/>
                 <w:noProof/>
                 <w:sz w:val="16"/>
                 <w:szCs w:val="16"/>
@@ -3639,6 +3624,7 @@
             </w:r>
             <w:r>
               <w:rPr>
+                <w:rFonts w:ascii="Aptos" w:hAnsi="Aptos"/>
                 <w:sz w:val="16"/>
                 <w:szCs w:val="16"/>
               </w:rPr>
@@ -3646,6 +3632,7 @@
             </w:r>
             <w:r>
               <w:rPr>
+                <w:rFonts w:ascii="Aptos" w:hAnsi="Aptos"/>
                 <w:sz w:val="16"/>
                 <w:szCs w:val="16"/>
               </w:rPr>
@@ -3655,13 +3642,15 @@
           <w:p>
             <w:pPr>
               <w:rPr>
-                <w:b/>
-                <w:sz w:val="16"/>
-                <w:szCs w:val="16"/>
-              </w:rPr>
-            </w:pPr>
-            <w:r>
-              <w:rPr>
+                <w:rFonts w:ascii="Aptos" w:hAnsi="Aptos"/>
+                <w:b/>
+                <w:sz w:val="16"/>
+                <w:szCs w:val="16"/>
+              </w:rPr>
+            </w:pPr>
+            <w:r>
+              <w:rPr>
+                <w:rFonts w:ascii="Aptos" w:hAnsi="Aptos"/>
                 <w:sz w:val="16"/>
                 <w:szCs w:val="16"/>
               </w:rPr>
@@ -3679,6 +3668,7 @@
             </w:r>
             <w:r>
               <w:rPr>
+                <w:rFonts w:ascii="Aptos" w:hAnsi="Aptos"/>
                 <w:sz w:val="16"/>
                 <w:szCs w:val="16"/>
               </w:rPr>
@@ -3686,12 +3676,14 @@
             </w:r>
             <w:r>
               <w:rPr>
-                <w:sz w:val="16"/>
-                <w:szCs w:val="16"/>
-              </w:rPr>
-            </w:r>
-            <w:r>
-              <w:rPr>
+                <w:rFonts w:ascii="Aptos" w:hAnsi="Aptos"/>
+                <w:sz w:val="16"/>
+                <w:szCs w:val="16"/>
+              </w:rPr>
+            </w:r>
+            <w:r>
+              <w:rPr>
+                <w:rFonts w:ascii="Aptos" w:hAnsi="Aptos"/>
                 <w:sz w:val="16"/>
                 <w:szCs w:val="16"/>
               </w:rPr>
@@ -3699,6 +3691,7 @@
             </w:r>
             <w:r>
               <w:rPr>
+                <w:rFonts w:ascii="Aptos" w:hAnsi="Aptos"/>
                 <w:sz w:val="16"/>
                 <w:szCs w:val="16"/>
               </w:rPr>
@@ -3706,6 +3699,7 @@
             </w:r>
             <w:r>
               <w:rPr>
+                <w:rFonts w:ascii="Aptos" w:hAnsi="Aptos"/>
                 <w:sz w:val="16"/>
                 <w:szCs w:val="16"/>
               </w:rPr>
@@ -3715,12 +3709,14 @@
           <w:p>
             <w:pPr>
               <w:rPr>
-                <w:sz w:val="16"/>
-                <w:szCs w:val="16"/>
-              </w:rPr>
-            </w:pPr>
-            <w:r>
-              <w:rPr>
+                <w:rFonts w:ascii="Aptos" w:hAnsi="Aptos"/>
+                <w:sz w:val="16"/>
+                <w:szCs w:val="16"/>
+              </w:rPr>
+            </w:pPr>
+            <w:r>
+              <w:rPr>
+                <w:rFonts w:ascii="Aptos" w:hAnsi="Aptos"/>
                 <w:sz w:val="16"/>
                 <w:szCs w:val="16"/>
               </w:rPr>
@@ -3738,6 +3734,7 @@
             </w:r>
             <w:r>
               <w:rPr>
+                <w:rFonts w:ascii="Aptos" w:hAnsi="Aptos"/>
                 <w:sz w:val="16"/>
                 <w:szCs w:val="16"/>
               </w:rPr>
@@ -3745,12 +3742,14 @@
             </w:r>
             <w:r>
               <w:rPr>
-                <w:sz w:val="16"/>
-                <w:szCs w:val="16"/>
-              </w:rPr>
-            </w:r>
-            <w:r>
-              <w:rPr>
+                <w:rFonts w:ascii="Aptos" w:hAnsi="Aptos"/>
+                <w:sz w:val="16"/>
+                <w:szCs w:val="16"/>
+              </w:rPr>
+            </w:r>
+            <w:r>
+              <w:rPr>
+                <w:rFonts w:ascii="Aptos" w:hAnsi="Aptos"/>
                 <w:sz w:val="16"/>
                 <w:szCs w:val="16"/>
               </w:rPr>
@@ -3758,6 +3757,7 @@
             </w:r>
             <w:r>
               <w:rPr>
+                <w:rFonts w:ascii="Aptos" w:hAnsi="Aptos"/>
                 <w:sz w:val="16"/>
                 <w:szCs w:val="16"/>
               </w:rPr>
@@ -3765,6 +3765,7 @@
             </w:r>
             <w:r>
               <w:rPr>
+                <w:rFonts w:ascii="Aptos" w:hAnsi="Aptos"/>
                 <w:sz w:val="16"/>
                 <w:szCs w:val="16"/>
               </w:rPr>
@@ -3774,12 +3775,14 @@
           <w:p>
             <w:pPr>
               <w:rPr>
-                <w:sz w:val="16"/>
-                <w:szCs w:val="16"/>
-              </w:rPr>
-            </w:pPr>
-            <w:r>
-              <w:rPr>
+                <w:rFonts w:ascii="Aptos" w:hAnsi="Aptos"/>
+                <w:sz w:val="16"/>
+                <w:szCs w:val="16"/>
+              </w:rPr>
+            </w:pPr>
+            <w:r>
+              <w:rPr>
+                <w:rFonts w:ascii="Aptos" w:hAnsi="Aptos"/>
                 <w:sz w:val="16"/>
                 <w:szCs w:val="16"/>
               </w:rPr>
@@ -3798,6 +3801,7 @@
             </w:r>
             <w:r>
               <w:rPr>
+                <w:rFonts w:ascii="Aptos" w:hAnsi="Aptos"/>
                 <w:sz w:val="16"/>
                 <w:szCs w:val="16"/>
               </w:rPr>
@@ -3805,12 +3809,14 @@
             </w:r>
             <w:r>
               <w:rPr>
-                <w:sz w:val="16"/>
-                <w:szCs w:val="16"/>
-              </w:rPr>
-            </w:r>
-            <w:r>
-              <w:rPr>
+                <w:rFonts w:ascii="Aptos" w:hAnsi="Aptos"/>
+                <w:sz w:val="16"/>
+                <w:szCs w:val="16"/>
+              </w:rPr>
+            </w:r>
+            <w:r>
+              <w:rPr>
+                <w:rFonts w:ascii="Aptos" w:hAnsi="Aptos"/>
                 <w:sz w:val="16"/>
                 <w:szCs w:val="16"/>
               </w:rPr>
@@ -3818,6 +3824,7 @@
             </w:r>
             <w:r>
               <w:rPr>
+                <w:rFonts w:ascii="Aptos" w:hAnsi="Aptos"/>
                 <w:sz w:val="16"/>
                 <w:szCs w:val="16"/>
               </w:rPr>
@@ -3825,6 +3832,7 @@
             </w:r>
             <w:r>
               <w:rPr>
+                <w:rFonts w:ascii="Aptos" w:hAnsi="Aptos"/>
                 <w:sz w:val="16"/>
                 <w:szCs w:val="16"/>
               </w:rPr>
@@ -3834,12 +3842,14 @@
           <w:p>
             <w:pPr>
               <w:rPr>
-                <w:sz w:val="16"/>
-                <w:szCs w:val="16"/>
-              </w:rPr>
-            </w:pPr>
-            <w:r>
-              <w:rPr>
+                <w:rFonts w:ascii="Aptos" w:hAnsi="Aptos"/>
+                <w:sz w:val="16"/>
+                <w:szCs w:val="16"/>
+              </w:rPr>
+            </w:pPr>
+            <w:r>
+              <w:rPr>
+                <w:rFonts w:ascii="Aptos" w:hAnsi="Aptos"/>
                 <w:sz w:val="16"/>
                 <w:szCs w:val="16"/>
               </w:rPr>
@@ -3857,6 +3867,7 @@
             </w:r>
             <w:r>
               <w:rPr>
+                <w:rFonts w:ascii="Aptos" w:hAnsi="Aptos"/>
                 <w:sz w:val="16"/>
                 <w:szCs w:val="16"/>
               </w:rPr>
@@ -3864,12 +3875,14 @@
             </w:r>
             <w:r>
               <w:rPr>
-                <w:sz w:val="16"/>
-                <w:szCs w:val="16"/>
-              </w:rPr>
-            </w:r>
-            <w:r>
-              <w:rPr>
+                <w:rFonts w:ascii="Aptos" w:hAnsi="Aptos"/>
+                <w:sz w:val="16"/>
+                <w:szCs w:val="16"/>
+              </w:rPr>
+            </w:r>
+            <w:r>
+              <w:rPr>
+                <w:rFonts w:ascii="Aptos" w:hAnsi="Aptos"/>
                 <w:sz w:val="16"/>
                 <w:szCs w:val="16"/>
               </w:rPr>
@@ -3877,6 +3890,7 @@
             </w:r>
             <w:r>
               <w:rPr>
+                <w:rFonts w:ascii="Aptos" w:hAnsi="Aptos"/>
                 <w:sz w:val="16"/>
                 <w:szCs w:val="16"/>
               </w:rPr>
@@ -3884,6 +3898,7 @@
             </w:r>
             <w:r>
               <w:rPr>
+                <w:rFonts w:ascii="Aptos" w:hAnsi="Aptos"/>
                 <w:sz w:val="16"/>
                 <w:szCs w:val="16"/>
               </w:rPr>
@@ -3893,12 +3908,14 @@
           <w:p>
             <w:pPr>
               <w:rPr>
-                <w:sz w:val="16"/>
-                <w:szCs w:val="16"/>
-              </w:rPr>
-            </w:pPr>
-            <w:r>
-              <w:rPr>
+                <w:rFonts w:ascii="Aptos" w:hAnsi="Aptos"/>
+                <w:sz w:val="16"/>
+                <w:szCs w:val="16"/>
+              </w:rPr>
+            </w:pPr>
+            <w:r>
+              <w:rPr>
+                <w:rFonts w:ascii="Aptos" w:hAnsi="Aptos"/>
                 <w:sz w:val="16"/>
                 <w:szCs w:val="16"/>
               </w:rPr>
@@ -3917,6 +3934,7 @@
             </w:r>
             <w:r>
               <w:rPr>
+                <w:rFonts w:ascii="Aptos" w:hAnsi="Aptos"/>
                 <w:sz w:val="16"/>
                 <w:szCs w:val="16"/>
               </w:rPr>
@@ -3924,12 +3942,14 @@
             </w:r>
             <w:r>
               <w:rPr>
-                <w:sz w:val="16"/>
-                <w:szCs w:val="16"/>
-              </w:rPr>
-            </w:r>
-            <w:r>
-              <w:rPr>
+                <w:rFonts w:ascii="Aptos" w:hAnsi="Aptos"/>
+                <w:sz w:val="16"/>
+                <w:szCs w:val="16"/>
+              </w:rPr>
+            </w:r>
+            <w:r>
+              <w:rPr>
+                <w:rFonts w:ascii="Aptos" w:hAnsi="Aptos"/>
                 <w:sz w:val="16"/>
                 <w:szCs w:val="16"/>
               </w:rPr>
@@ -3937,6 +3957,7 @@
             </w:r>
             <w:r>
               <w:rPr>
+                <w:rFonts w:ascii="Aptos" w:hAnsi="Aptos"/>
                 <w:sz w:val="16"/>
                 <w:szCs w:val="16"/>
               </w:rPr>
@@ -3944,6 +3965,7 @@
             </w:r>
             <w:r>
               <w:rPr>
+                <w:rFonts w:ascii="Aptos" w:hAnsi="Aptos"/>
                 <w:sz w:val="16"/>
                 <w:szCs w:val="16"/>
               </w:rPr>
@@ -3962,12 +3984,14 @@
           <w:p>
             <w:pPr>
               <w:rPr>
-                <w:sz w:val="16"/>
-                <w:szCs w:val="16"/>
-              </w:rPr>
-            </w:pPr>
-            <w:r>
-              <w:rPr>
+                <w:rFonts w:ascii="Aptos" w:hAnsi="Aptos"/>
+                <w:sz w:val="16"/>
+                <w:szCs w:val="16"/>
+              </w:rPr>
+            </w:pPr>
+            <w:r>
+              <w:rPr>
+                <w:rFonts w:ascii="Aptos" w:hAnsi="Aptos"/>
                 <w:sz w:val="16"/>
                 <w:szCs w:val="16"/>
               </w:rPr>
@@ -3985,6 +4009,7 @@
             </w:r>
             <w:r>
               <w:rPr>
+                <w:rFonts w:ascii="Aptos" w:hAnsi="Aptos"/>
                 <w:sz w:val="16"/>
                 <w:szCs w:val="16"/>
               </w:rPr>
@@ -3992,12 +4017,14 @@
             </w:r>
             <w:r>
               <w:rPr>
-                <w:sz w:val="16"/>
-                <w:szCs w:val="16"/>
-              </w:rPr>
-            </w:r>
-            <w:r>
-              <w:rPr>
+                <w:rFonts w:ascii="Aptos" w:hAnsi="Aptos"/>
+                <w:sz w:val="16"/>
+                <w:szCs w:val="16"/>
+              </w:rPr>
+            </w:r>
+            <w:r>
+              <w:rPr>
+                <w:rFonts w:ascii="Aptos" w:hAnsi="Aptos"/>
                 <w:sz w:val="16"/>
                 <w:szCs w:val="16"/>
               </w:rPr>
@@ -4005,6 +4032,7 @@
             </w:r>
             <w:r>
               <w:rPr>
+                <w:rFonts w:ascii="Aptos" w:hAnsi="Aptos"/>
                 <w:sz w:val="16"/>
                 <w:szCs w:val="16"/>
               </w:rPr>
@@ -4012,6 +4040,7 @@
             </w:r>
             <w:r>
               <w:rPr>
+                <w:rFonts w:ascii="Aptos" w:hAnsi="Aptos"/>
                 <w:sz w:val="16"/>
                 <w:szCs w:val="16"/>
               </w:rPr>
@@ -4021,12 +4050,14 @@
           <w:p>
             <w:pPr>
               <w:rPr>
-                <w:sz w:val="16"/>
-                <w:szCs w:val="16"/>
-              </w:rPr>
-            </w:pPr>
-            <w:r>
-              <w:rPr>
+                <w:rFonts w:ascii="Aptos" w:hAnsi="Aptos"/>
+                <w:sz w:val="16"/>
+                <w:szCs w:val="16"/>
+              </w:rPr>
+            </w:pPr>
+            <w:r>
+              <w:rPr>
+                <w:rFonts w:ascii="Aptos" w:hAnsi="Aptos"/>
                 <w:sz w:val="16"/>
                 <w:szCs w:val="16"/>
               </w:rPr>
@@ -4045,6 +4076,7 @@
             </w:r>
             <w:r>
               <w:rPr>
+                <w:rFonts w:ascii="Aptos" w:hAnsi="Aptos"/>
                 <w:sz w:val="16"/>
                 <w:szCs w:val="16"/>
               </w:rPr>
@@ -4052,12 +4084,14 @@
             </w:r>
             <w:r>
               <w:rPr>
-                <w:sz w:val="16"/>
-                <w:szCs w:val="16"/>
-              </w:rPr>
-            </w:r>
-            <w:r>
-              <w:rPr>
+                <w:rFonts w:ascii="Aptos" w:hAnsi="Aptos"/>
+                <w:sz w:val="16"/>
+                <w:szCs w:val="16"/>
+              </w:rPr>
+            </w:r>
+            <w:r>
+              <w:rPr>
+                <w:rFonts w:ascii="Aptos" w:hAnsi="Aptos"/>
                 <w:sz w:val="16"/>
                 <w:szCs w:val="16"/>
               </w:rPr>
@@ -4065,6 +4099,7 @@
             </w:r>
             <w:r>
               <w:rPr>
+                <w:rFonts w:ascii="Aptos" w:hAnsi="Aptos"/>
                 <w:sz w:val="16"/>
                 <w:szCs w:val="16"/>
               </w:rPr>
@@ -4072,6 +4107,7 @@
             </w:r>
             <w:r>
               <w:rPr>
+                <w:rFonts w:ascii="Aptos" w:hAnsi="Aptos"/>
                 <w:sz w:val="16"/>
                 <w:szCs w:val="16"/>
               </w:rPr>
@@ -4081,12 +4117,14 @@
           <w:p>
             <w:pPr>
               <w:rPr>
-                <w:sz w:val="16"/>
-                <w:szCs w:val="16"/>
-              </w:rPr>
-            </w:pPr>
-            <w:r>
-              <w:rPr>
+                <w:rFonts w:ascii="Aptos" w:hAnsi="Aptos"/>
+                <w:sz w:val="16"/>
+                <w:szCs w:val="16"/>
+              </w:rPr>
+            </w:pPr>
+            <w:r>
+              <w:rPr>
+                <w:rFonts w:ascii="Aptos" w:hAnsi="Aptos"/>
                 <w:sz w:val="16"/>
                 <w:szCs w:val="16"/>
               </w:rPr>
@@ -4104,6 +4142,7 @@
             </w:r>
             <w:r>
               <w:rPr>
+                <w:rFonts w:ascii="Aptos" w:hAnsi="Aptos"/>
                 <w:sz w:val="16"/>
                 <w:szCs w:val="16"/>
               </w:rPr>
@@ -4111,12 +4150,14 @@
             </w:r>
             <w:r>
               <w:rPr>
-                <w:sz w:val="16"/>
-                <w:szCs w:val="16"/>
-              </w:rPr>
-            </w:r>
-            <w:r>
-              <w:rPr>
+                <w:rFonts w:ascii="Aptos" w:hAnsi="Aptos"/>
+                <w:sz w:val="16"/>
+                <w:szCs w:val="16"/>
+              </w:rPr>
+            </w:r>
+            <w:r>
+              <w:rPr>
+                <w:rFonts w:ascii="Aptos" w:hAnsi="Aptos"/>
                 <w:sz w:val="16"/>
                 <w:szCs w:val="16"/>
               </w:rPr>
@@ -4124,6 +4165,7 @@
             </w:r>
             <w:r>
               <w:rPr>
+                <w:rFonts w:ascii="Aptos" w:hAnsi="Aptos"/>
                 <w:sz w:val="16"/>
                 <w:szCs w:val="16"/>
               </w:rPr>
@@ -4131,6 +4173,7 @@
             </w:r>
             <w:r>
               <w:rPr>
+                <w:rFonts w:ascii="Aptos" w:hAnsi="Aptos"/>
                 <w:sz w:val="16"/>
                 <w:szCs w:val="16"/>
               </w:rPr>
@@ -4140,12 +4183,14 @@
           <w:p>
             <w:pPr>
               <w:rPr>
-                <w:sz w:val="16"/>
-                <w:szCs w:val="16"/>
-              </w:rPr>
-            </w:pPr>
-            <w:r>
-              <w:rPr>
+                <w:rFonts w:ascii="Aptos" w:hAnsi="Aptos"/>
+                <w:sz w:val="16"/>
+                <w:szCs w:val="16"/>
+              </w:rPr>
+            </w:pPr>
+            <w:r>
+              <w:rPr>
+                <w:rFonts w:ascii="Aptos" w:hAnsi="Aptos"/>
                 <w:sz w:val="16"/>
                 <w:szCs w:val="16"/>
               </w:rPr>
@@ -4163,6 +4208,7 @@
             </w:r>
             <w:r>
               <w:rPr>
+                <w:rFonts w:ascii="Aptos" w:hAnsi="Aptos"/>
                 <w:sz w:val="16"/>
                 <w:szCs w:val="16"/>
               </w:rPr>
@@ -4170,12 +4216,14 @@
             </w:r>
             <w:r>
               <w:rPr>
-                <w:sz w:val="16"/>
-                <w:szCs w:val="16"/>
-              </w:rPr>
-            </w:r>
-            <w:r>
-              <w:rPr>
+                <w:rFonts w:ascii="Aptos" w:hAnsi="Aptos"/>
+                <w:sz w:val="16"/>
+                <w:szCs w:val="16"/>
+              </w:rPr>
+            </w:r>
+            <w:r>
+              <w:rPr>
+                <w:rFonts w:ascii="Aptos" w:hAnsi="Aptos"/>
                 <w:sz w:val="16"/>
                 <w:szCs w:val="16"/>
               </w:rPr>
@@ -4183,6 +4231,7 @@
             </w:r>
             <w:r>
               <w:rPr>
+                <w:rFonts w:ascii="Aptos" w:hAnsi="Aptos"/>
                 <w:sz w:val="16"/>
                 <w:szCs w:val="16"/>
               </w:rPr>
@@ -4190,28 +4239,24 @@
             </w:r>
             <w:r>
               <w:rPr>
-                <w:sz w:val="16"/>
-                <w:szCs w:val="16"/>
-              </w:rPr>
-              <w:t xml:space="preserve"> </w:t>
-            </w:r>
-            <w:r>
-              <w:rPr>
-                <w:sz w:val="16"/>
-                <w:szCs w:val="16"/>
-              </w:rPr>
-              <w:t>Predisposizione di misure di emergenza ed allarme in caso di incidenti</w:t>
-            </w:r>
-          </w:p>
-          <w:p>
-            <w:pPr>
-              <w:rPr>
-                <w:sz w:val="16"/>
-                <w:szCs w:val="16"/>
-              </w:rPr>
-            </w:pPr>
-            <w:r>
-              <w:rPr>
+                <w:rFonts w:ascii="Aptos" w:hAnsi="Aptos"/>
+                <w:sz w:val="16"/>
+                <w:szCs w:val="16"/>
+              </w:rPr>
+              <w:t xml:space="preserve"> Predisposizione di misure di emergenza ed allarme in caso di incidenti</w:t>
+            </w:r>
+          </w:p>
+          <w:p>
+            <w:pPr>
+              <w:rPr>
+                <w:rFonts w:ascii="Aptos" w:hAnsi="Aptos"/>
+                <w:sz w:val="16"/>
+                <w:szCs w:val="16"/>
+              </w:rPr>
+            </w:pPr>
+            <w:r>
+              <w:rPr>
+                <w:rFonts w:ascii="Aptos" w:hAnsi="Aptos"/>
                 <w:sz w:val="16"/>
                 <w:szCs w:val="16"/>
               </w:rPr>
@@ -4230,6 +4275,7 @@
             </w:r>
             <w:r>
               <w:rPr>
+                <w:rFonts w:ascii="Aptos" w:hAnsi="Aptos"/>
                 <w:sz w:val="16"/>
                 <w:szCs w:val="16"/>
               </w:rPr>
@@ -4237,12 +4283,14 @@
             </w:r>
             <w:r>
               <w:rPr>
-                <w:sz w:val="16"/>
-                <w:szCs w:val="16"/>
-              </w:rPr>
-            </w:r>
-            <w:r>
-              <w:rPr>
+                <w:rFonts w:ascii="Aptos" w:hAnsi="Aptos"/>
+                <w:sz w:val="16"/>
+                <w:szCs w:val="16"/>
+              </w:rPr>
+            </w:r>
+            <w:r>
+              <w:rPr>
+                <w:rFonts w:ascii="Aptos" w:hAnsi="Aptos"/>
                 <w:sz w:val="16"/>
                 <w:szCs w:val="16"/>
               </w:rPr>
@@ -4250,6 +4298,7 @@
             </w:r>
             <w:r>
               <w:rPr>
+                <w:rFonts w:ascii="Aptos" w:hAnsi="Aptos"/>
                 <w:sz w:val="16"/>
                 <w:szCs w:val="16"/>
               </w:rPr>
@@ -4257,6 +4306,7 @@
             </w:r>
             <w:r>
               <w:rPr>
+                <w:rFonts w:ascii="Aptos" w:hAnsi="Aptos"/>
                 <w:sz w:val="16"/>
                 <w:szCs w:val="16"/>
               </w:rPr>
@@ -4283,6 +4333,7 @@
           <w:p>
             <w:pPr>
               <w:rPr>
+                <w:rFonts w:ascii="Aptos" w:hAnsi="Aptos"/>
                 <w:b/>
                 <w:sz w:val="10"/>
                 <w:szCs w:val="10"/>
@@ -4309,11 +4360,13 @@
           <w:p>
             <w:pPr>
               <w:rPr>
-                <w:b/>
-              </w:rPr>
-            </w:pPr>
-            <w:r>
-              <w:rPr>
+                <w:rFonts w:ascii="Aptos" w:hAnsi="Aptos"/>
+                <w:b/>
+              </w:rPr>
+            </w:pPr>
+            <w:r>
+              <w:rPr>
+                <w:rFonts w:ascii="Aptos" w:hAnsi="Aptos"/>
                 <w:b/>
               </w:rPr>
               <w:t>E</w:t>
@@ -4334,11 +4387,13 @@
           <w:p>
             <w:pPr>
               <w:rPr>
-                <w:b/>
-              </w:rPr>
-            </w:pPr>
-            <w:r>
-              <w:rPr>
+                <w:rFonts w:ascii="Aptos" w:hAnsi="Aptos"/>
+                <w:b/>
+              </w:rPr>
+            </w:pPr>
+            <w:r>
+              <w:rPr>
+                <w:rFonts w:ascii="Aptos" w:hAnsi="Aptos"/>
                 <w:b/>
               </w:rPr>
               <w:t>DISPOSITIVI DI PROTEZIONE INDIVIDUALE</w:t>
@@ -4365,6 +4420,7 @@
           <w:p>
             <w:pPr>
               <w:rPr>
+                <w:rFonts w:ascii="Aptos" w:hAnsi="Aptos"/>
                 <w:b/>
                 <w:sz w:val="10"/>
                 <w:szCs w:val="10"/>
@@ -4381,19 +4437,20 @@
           <w:tcPr>
             <w:tcW w:w="2406" w:type="dxa"/>
             <w:gridSpan w:val="6"/>
-            <w:shd w:val="clear" w:color="auto" w:fill="auto"/>
           </w:tcPr>
           <w:p>
             <w:pPr>
               <w:jc w:val="center"/>
               <w:rPr>
-                <w:b/>
-                <w:sz w:val="20"/>
-                <w:szCs w:val="20"/>
-              </w:rPr>
-            </w:pPr>
-            <w:r>
-              <w:rPr>
+                <w:rFonts w:ascii="Aptos" w:hAnsi="Aptos"/>
+                <w:b/>
+                <w:sz w:val="20"/>
+                <w:szCs w:val="20"/>
+              </w:rPr>
+            </w:pPr>
+            <w:r>
+              <w:rPr>
+                <w:rFonts w:ascii="Aptos" w:hAnsi="Aptos"/>
                 <w:b/>
                 <w:sz w:val="20"/>
                 <w:szCs w:val="20"/>
@@ -4406,19 +4463,20 @@
           <w:tcPr>
             <w:tcW w:w="2291" w:type="dxa"/>
             <w:gridSpan w:val="5"/>
-            <w:shd w:val="clear" w:color="auto" w:fill="auto"/>
           </w:tcPr>
           <w:p>
             <w:pPr>
               <w:jc w:val="center"/>
               <w:rPr>
-                <w:b/>
-                <w:sz w:val="20"/>
-                <w:szCs w:val="20"/>
-              </w:rPr>
-            </w:pPr>
-            <w:r>
-              <w:rPr>
+                <w:rFonts w:ascii="Aptos" w:hAnsi="Aptos"/>
+                <w:b/>
+                <w:sz w:val="20"/>
+                <w:szCs w:val="20"/>
+              </w:rPr>
+            </w:pPr>
+            <w:r>
+              <w:rPr>
+                <w:rFonts w:ascii="Aptos" w:hAnsi="Aptos"/>
                 <w:b/>
                 <w:sz w:val="20"/>
                 <w:szCs w:val="20"/>
@@ -4431,19 +4489,20 @@
           <w:tcPr>
             <w:tcW w:w="2816" w:type="dxa"/>
             <w:gridSpan w:val="9"/>
-            <w:shd w:val="clear" w:color="auto" w:fill="auto"/>
           </w:tcPr>
           <w:p>
             <w:pPr>
               <w:jc w:val="center"/>
               <w:rPr>
-                <w:b/>
-                <w:sz w:val="20"/>
-                <w:szCs w:val="20"/>
-              </w:rPr>
-            </w:pPr>
-            <w:r>
-              <w:rPr>
+                <w:rFonts w:ascii="Aptos" w:hAnsi="Aptos"/>
+                <w:b/>
+                <w:sz w:val="20"/>
+                <w:szCs w:val="20"/>
+              </w:rPr>
+            </w:pPr>
+            <w:r>
+              <w:rPr>
+                <w:rFonts w:ascii="Aptos" w:hAnsi="Aptos"/>
                 <w:b/>
                 <w:sz w:val="20"/>
                 <w:szCs w:val="20"/>
@@ -4456,19 +4515,20 @@
           <w:tcPr>
             <w:tcW w:w="2115" w:type="dxa"/>
             <w:gridSpan w:val="2"/>
-            <w:shd w:val="clear" w:color="auto" w:fill="auto"/>
           </w:tcPr>
           <w:p>
             <w:pPr>
               <w:jc w:val="center"/>
               <w:rPr>
-                <w:b/>
-                <w:sz w:val="20"/>
-                <w:szCs w:val="20"/>
-              </w:rPr>
-            </w:pPr>
-            <w:r>
-              <w:rPr>
+                <w:rFonts w:ascii="Aptos" w:hAnsi="Aptos"/>
+                <w:b/>
+                <w:sz w:val="20"/>
+                <w:szCs w:val="20"/>
+              </w:rPr>
+            </w:pPr>
+            <w:r>
+              <w:rPr>
+                <w:rFonts w:ascii="Aptos" w:hAnsi="Aptos"/>
                 <w:b/>
                 <w:sz w:val="20"/>
                 <w:szCs w:val="20"/>
@@ -4486,17 +4546,19 @@
           <w:tcPr>
             <w:tcW w:w="2406" w:type="dxa"/>
             <w:gridSpan w:val="6"/>
-            <w:shd w:val="clear" w:color="auto" w:fill="auto"/>
-          </w:tcPr>
-          <w:p>
-            <w:pPr>
-              <w:rPr>
-                <w:sz w:val="16"/>
-                <w:szCs w:val="16"/>
-              </w:rPr>
-            </w:pPr>
-            <w:r>
-              <w:rPr>
+          </w:tcPr>
+          <w:p>
+            <w:pPr>
+              <w:rPr>
+                <w:rFonts w:ascii="Aptos" w:hAnsi="Aptos"/>
+                <w:b/>
+                <w:sz w:val="16"/>
+                <w:szCs w:val="16"/>
+              </w:rPr>
+            </w:pPr>
+            <w:r>
+              <w:rPr>
+                <w:rFonts w:ascii="Aptos" w:hAnsi="Aptos"/>
                 <w:sz w:val="16"/>
                 <w:szCs w:val="16"/>
               </w:rPr>
@@ -4515,6 +4577,7 @@
             </w:r>
             <w:r>
               <w:rPr>
+                <w:rFonts w:ascii="Aptos" w:hAnsi="Aptos"/>
                 <w:sz w:val="16"/>
                 <w:szCs w:val="16"/>
               </w:rPr>
@@ -4522,12 +4585,14 @@
             </w:r>
             <w:r>
               <w:rPr>
-                <w:sz w:val="16"/>
-                <w:szCs w:val="16"/>
-              </w:rPr>
-            </w:r>
-            <w:r>
-              <w:rPr>
+                <w:rFonts w:ascii="Aptos" w:hAnsi="Aptos"/>
+                <w:sz w:val="16"/>
+                <w:szCs w:val="16"/>
+              </w:rPr>
+            </w:r>
+            <w:r>
+              <w:rPr>
+                <w:rFonts w:ascii="Aptos" w:hAnsi="Aptos"/>
                 <w:sz w:val="16"/>
                 <w:szCs w:val="16"/>
               </w:rPr>
@@ -4535,6 +4600,7 @@
             </w:r>
             <w:r>
               <w:rPr>
+                <w:rFonts w:ascii="Aptos" w:hAnsi="Aptos"/>
                 <w:sz w:val="16"/>
                 <w:szCs w:val="16"/>
               </w:rPr>
@@ -4542,6 +4608,7 @@
             </w:r>
             <w:r>
               <w:rPr>
+                <w:rFonts w:ascii="Aptos" w:hAnsi="Aptos"/>
                 <w:sz w:val="16"/>
                 <w:szCs w:val="16"/>
               </w:rPr>
@@ -4549,30 +4616,38 @@
             </w:r>
             <w:r>
               <w:rPr>
-                <w:b/>
-                <w:sz w:val="16"/>
-                <w:szCs w:val="16"/>
-              </w:rPr>
-              <w:t>EN 166</w:t>
-            </w:r>
-            <w:r>
-              <w:rPr>
-                <w:sz w:val="16"/>
-                <w:szCs w:val="16"/>
-              </w:rPr>
-              <w:t xml:space="preserve"> </w:t>
-            </w:r>
-            <w:r>
-              <w:rPr>
-                <w:sz w:val="16"/>
-                <w:szCs w:val="16"/>
-              </w:rPr>
-              <w:t>Occhiali EN 166 con protezioni laterali</w:t>
-            </w:r>
-          </w:p>
-          <w:p>
-            <w:pPr>
-              <w:rPr>
+                <w:rFonts w:ascii="Aptos" w:hAnsi="Aptos"/>
+                <w:b/>
+                <w:sz w:val="16"/>
+                <w:szCs w:val="16"/>
+              </w:rPr>
+              <w:t xml:space="preserve">Occhiali: </w:t>
+            </w:r>
+            <w:r>
+              <w:rPr>
+                <w:rFonts w:ascii="Aptos" w:hAnsi="Aptos"/>
+                <w:b/>
+                <w:i/>
+                <w:iCs/>
+                <w:sz w:val="16"/>
+                <w:szCs w:val="16"/>
+              </w:rPr>
+              <w:t>UNI EN ISO 16321</w:t>
+            </w:r>
+          </w:p>
+          <w:p>
+            <w:pPr>
+              <w:rPr>
+                <w:rFonts w:ascii="Aptos" w:hAnsi="Aptos"/>
+                <w:sz w:val="16"/>
+                <w:szCs w:val="16"/>
+              </w:rPr>
+            </w:pPr>
+          </w:p>
+          <w:p>
+            <w:pPr>
+              <w:rPr>
+                <w:rFonts w:ascii="Aptos" w:hAnsi="Aptos"/>
                 <w:sz w:val="16"/>
                 <w:szCs w:val="16"/>
               </w:rPr>
@@ -4583,17 +4658,18 @@
           <w:tcPr>
             <w:tcW w:w="2291" w:type="dxa"/>
             <w:gridSpan w:val="5"/>
-            <w:shd w:val="clear" w:color="auto" w:fill="auto"/>
-          </w:tcPr>
-          <w:p>
-            <w:pPr>
-              <w:rPr>
-                <w:sz w:val="16"/>
-                <w:szCs w:val="16"/>
-              </w:rPr>
-            </w:pPr>
-            <w:r>
-              <w:rPr>
+          </w:tcPr>
+          <w:p>
+            <w:pPr>
+              <w:rPr>
+                <w:rFonts w:ascii="Aptos" w:hAnsi="Aptos"/>
+                <w:sz w:val="16"/>
+                <w:szCs w:val="16"/>
+              </w:rPr>
+            </w:pPr>
+            <w:r>
+              <w:rPr>
+                <w:rFonts w:ascii="Aptos" w:hAnsi="Aptos"/>
                 <w:sz w:val="16"/>
                 <w:szCs w:val="16"/>
               </w:rPr>
@@ -4612,6 +4688,7 @@
             </w:r>
             <w:r>
               <w:rPr>
+                <w:rFonts w:ascii="Aptos" w:hAnsi="Aptos"/>
                 <w:sz w:val="16"/>
                 <w:szCs w:val="16"/>
               </w:rPr>
@@ -4619,12 +4696,14 @@
             </w:r>
             <w:r>
               <w:rPr>
-                <w:sz w:val="16"/>
-                <w:szCs w:val="16"/>
-              </w:rPr>
-            </w:r>
-            <w:r>
-              <w:rPr>
+                <w:rFonts w:ascii="Aptos" w:hAnsi="Aptos"/>
+                <w:sz w:val="16"/>
+                <w:szCs w:val="16"/>
+              </w:rPr>
+            </w:r>
+            <w:r>
+              <w:rPr>
+                <w:rFonts w:ascii="Aptos" w:hAnsi="Aptos"/>
                 <w:sz w:val="16"/>
                 <w:szCs w:val="16"/>
               </w:rPr>
@@ -4632,6 +4711,7 @@
             </w:r>
             <w:r>
               <w:rPr>
+                <w:rFonts w:ascii="Aptos" w:hAnsi="Aptos"/>
                 <w:sz w:val="16"/>
                 <w:szCs w:val="16"/>
               </w:rPr>
@@ -4639,6 +4719,7 @@
             </w:r>
             <w:r>
               <w:rPr>
+                <w:rFonts w:ascii="Aptos" w:hAnsi="Aptos"/>
                 <w:sz w:val="16"/>
                 <w:szCs w:val="16"/>
               </w:rPr>
@@ -4646,6 +4727,7 @@
             </w:r>
             <w:r>
               <w:rPr>
+                <w:rFonts w:ascii="Aptos" w:hAnsi="Aptos"/>
                 <w:b/>
                 <w:sz w:val="16"/>
                 <w:szCs w:val="16"/>
@@ -4654,58 +4736,31 @@
             </w:r>
             <w:r>
               <w:rPr>
+                <w:rFonts w:ascii="Aptos" w:hAnsi="Aptos"/>
                 <w:sz w:val="16"/>
                 <w:szCs w:val="16"/>
               </w:rPr>
               <w:t xml:space="preserve"> </w:t>
             </w:r>
-            <w:r>
-              <w:rPr>
-                <w:sz w:val="16"/>
-                <w:szCs w:val="16"/>
-              </w:rPr>
-              <w:t>Utilizzare guanti protettivi che garantiscano una protezione totale, es. in PVC, neoprene o</w:t>
-            </w:r>
-          </w:p>
-          <w:p>
-            <w:pPr>
-              <w:rPr>
-                <w:sz w:val="16"/>
-                <w:szCs w:val="16"/>
-              </w:rPr>
-            </w:pPr>
-            <w:r>
-              <w:rPr>
-                <w:sz w:val="16"/>
-                <w:szCs w:val="16"/>
-              </w:rPr>
-              <w:t>gomma</w:t>
-            </w:r>
-          </w:p>
-          <w:p>
-            <w:pPr>
-              <w:rPr>
-                <w:sz w:val="16"/>
-                <w:szCs w:val="16"/>
-              </w:rPr>
-            </w:pPr>
           </w:p>
         </w:tc>
         <w:tc>
           <w:tcPr>
             <w:tcW w:w="2816" w:type="dxa"/>
             <w:gridSpan w:val="9"/>
-            <w:shd w:val="clear" w:color="auto" w:fill="auto"/>
-          </w:tcPr>
-          <w:p>
-            <w:pPr>
-              <w:rPr>
-                <w:sz w:val="16"/>
-                <w:szCs w:val="16"/>
-              </w:rPr>
-            </w:pPr>
-            <w:r>
-              <w:rPr>
+          </w:tcPr>
+          <w:p>
+            <w:pPr>
+              <w:rPr>
+                <w:rFonts w:ascii="Aptos" w:hAnsi="Aptos"/>
+                <w:iCs/>
+                <w:sz w:val="16"/>
+                <w:szCs w:val="16"/>
+              </w:rPr>
+            </w:pPr>
+            <w:r>
+              <w:rPr>
+                <w:rFonts w:ascii="Aptos" w:hAnsi="Aptos"/>
                 <w:sz w:val="16"/>
                 <w:szCs w:val="16"/>
               </w:rPr>
@@ -4723,6 +4778,7 @@
             </w:r>
             <w:r>
               <w:rPr>
+                <w:rFonts w:ascii="Aptos" w:hAnsi="Aptos"/>
                 <w:sz w:val="16"/>
                 <w:szCs w:val="16"/>
               </w:rPr>
@@ -4730,12 +4786,14 @@
             </w:r>
             <w:r>
               <w:rPr>
-                <w:sz w:val="16"/>
-                <w:szCs w:val="16"/>
-              </w:rPr>
-            </w:r>
-            <w:r>
-              <w:rPr>
+                <w:rFonts w:ascii="Aptos" w:hAnsi="Aptos"/>
+                <w:sz w:val="16"/>
+                <w:szCs w:val="16"/>
+              </w:rPr>
+            </w:r>
+            <w:r>
+              <w:rPr>
+                <w:rFonts w:ascii="Aptos" w:hAnsi="Aptos"/>
                 <w:sz w:val="16"/>
                 <w:szCs w:val="16"/>
               </w:rPr>
@@ -4743,6 +4801,7 @@
             </w:r>
             <w:r>
               <w:rPr>
+                <w:rFonts w:ascii="Aptos" w:hAnsi="Aptos"/>
                 <w:sz w:val="16"/>
                 <w:szCs w:val="16"/>
               </w:rPr>
@@ -4750,6 +4809,7 @@
             </w:r>
             <w:r>
               <w:rPr>
+                <w:rFonts w:ascii="Aptos" w:hAnsi="Aptos"/>
                 <w:sz w:val="16"/>
                 <w:szCs w:val="16"/>
               </w:rPr>
@@ -4757,132 +4817,37 @@
             </w:r>
             <w:r>
               <w:rPr>
+                <w:rFonts w:ascii="Aptos" w:hAnsi="Aptos"/>
                 <w:iCs/>
                 <w:sz w:val="16"/>
                 <w:szCs w:val="16"/>
               </w:rPr>
-              <w:t>In ambienti non sufficientemente ventilati utilizzare la maschera protettiva</w:t>
-            </w:r>
+              <w:t>Maschera antipolvere UNI EN 149</w:t>
+            </w:r>
+          </w:p>
+          <w:p>
+            <w:pPr>
+              <w:rPr>
+                <w:rFonts w:ascii="Aptos" w:hAnsi="Aptos"/>
+                <w:sz w:val="16"/>
+                <w:szCs w:val="16"/>
+              </w:rPr>
+            </w:pPr>
           </w:p>
         </w:tc>
         <w:tc>
           <w:tcPr>
             <w:tcW w:w="2115" w:type="dxa"/>
             <w:gridSpan w:val="2"/>
-            <w:shd w:val="clear" w:color="auto" w:fill="auto"/>
-          </w:tcPr>
-          <w:p>
-            <w:pPr>
-              <w:rPr>
-                <w:sz w:val="16"/>
-                <w:szCs w:val="16"/>
-              </w:rPr>
-            </w:pPr>
-            <w:r>
-              <w:rPr>
-                <w:sz w:val="16"/>
-                <w:szCs w:val="16"/>
-              </w:rPr>
-              <w:fldChar w:fldCharType="begin">
-                <w:ffData>
-                  <w:name w:val=""/>
-                  <w:enabled/>
-                  <w:calcOnExit w:val="0"/>
-                  <w:checkBox>
-                    <w:sizeAuto/>
-                    <w:default w:val="0"/>
-                  </w:checkBox>
-                </w:ffData>
-              </w:fldChar>
-            </w:r>
-            <w:r>
-              <w:rPr>
-                <w:sz w:val="16"/>
-                <w:szCs w:val="16"/>
-              </w:rPr>
-              <w:instrText xml:space="preserve"> FORMCHECKBOX </w:instrText>
-            </w:r>
-            <w:r>
-              <w:rPr>
-                <w:sz w:val="16"/>
-                <w:szCs w:val="16"/>
-              </w:rPr>
-            </w:r>
-            <w:r>
-              <w:rPr>
-                <w:sz w:val="16"/>
-                <w:szCs w:val="16"/>
-              </w:rPr>
-              <w:fldChar w:fldCharType="separate"/>
-            </w:r>
-            <w:r>
-              <w:rPr>
-                <w:sz w:val="16"/>
-                <w:szCs w:val="16"/>
-              </w:rPr>
-              <w:fldChar w:fldCharType="end"/>
-            </w:r>
-            <w:r>
-              <w:rPr>
-                <w:sz w:val="16"/>
-                <w:szCs w:val="16"/>
-              </w:rPr>
-              <w:t xml:space="preserve"> </w:t>
-            </w:r>
-            <w:r>
-              <w:rPr>
-                <w:b/>
-                <w:sz w:val="16"/>
-                <w:szCs w:val="16"/>
-              </w:rPr>
-              <w:t>Indumenti</w:t>
-            </w:r>
-            <w:r>
-              <w:rPr>
-                <w:b/>
-                <w:sz w:val="16"/>
-                <w:szCs w:val="16"/>
-              </w:rPr>
-              <w:t xml:space="preserve"> EN </w:t>
-            </w:r>
-            <w:r>
-              <w:rPr>
-                <w:b/>
-                <w:sz w:val="16"/>
-                <w:szCs w:val="16"/>
-              </w:rPr>
-              <w:t xml:space="preserve">14325 </w:t>
-            </w:r>
-            <w:r>
-              <w:rPr>
-                <w:sz w:val="16"/>
-                <w:szCs w:val="16"/>
-              </w:rPr>
-              <w:t>Indossare indumenti che garantiscano una protezione totale per la pelle, es. in cotone, gomma,</w:t>
-            </w:r>
-            <w:r>
-              <w:rPr>
-                <w:sz w:val="16"/>
-                <w:szCs w:val="16"/>
-              </w:rPr>
-              <w:t xml:space="preserve"> </w:t>
-            </w:r>
-            <w:r>
-              <w:rPr>
-                <w:sz w:val="16"/>
-                <w:szCs w:val="16"/>
-              </w:rPr>
-              <w:t xml:space="preserve">PVC o </w:t>
-            </w:r>
-            <w:proofErr w:type="spellStart"/>
-            <w:r>
-              <w:rPr>
-                <w:sz w:val="16"/>
-                <w:szCs w:val="16"/>
-              </w:rPr>
-              <w:t>viton</w:t>
-            </w:r>
-            <w:proofErr w:type="spellEnd"/>
+          </w:tcPr>
+          <w:p>
+            <w:pPr>
+              <w:rPr>
+                <w:rFonts w:ascii="Aptos" w:hAnsi="Aptos"/>
+                <w:sz w:val="16"/>
+                <w:szCs w:val="16"/>
+              </w:rPr>
+            </w:pPr>
           </w:p>
         </w:tc>
       </w:tr>
@@ -4906,7 +4871,7 @@
 </file>
 
 <file path=word/styles.xml><?xml version="1.0" encoding="utf-8"?>
-<w:styles xmlns:mc="http://schemas.openxmlformats.org/markup-compatibility/2006" xmlns:r="http://schemas.openxmlformats.org/officeDocument/2006/relationships" xmlns:w="http://schemas.openxmlformats.org/wordprocessingml/2006/main" xmlns:w14="http://schemas.microsoft.com/office/word/2010/wordml" xmlns:w15="http://schemas.microsoft.com/office/word/2012/wordml" xmlns:w16cex="http://schemas.microsoft.com/office/word/2018/wordml/cex" xmlns:w16cid="http://schemas.microsoft.com/office/word/2016/wordml/cid" xmlns:w16="http://schemas.microsoft.com/office/word/2018/wordml" xmlns:w16sdtdh="http://schemas.microsoft.com/office/word/2020/wordml/sdtdatahash" xmlns:w16se="http://schemas.microsoft.com/office/word/2015/wordml/symex" mc:Ignorable="w14 w15 w16se w16cid w16 w16cex w16sdtdh">
+<w:styles xmlns:mc="http://schemas.openxmlformats.org/markup-compatibility/2006" xmlns:r="http://schemas.openxmlformats.org/officeDocument/2006/relationships" xmlns:w="http://schemas.openxmlformats.org/wordprocessingml/2006/main" xmlns:w14="http://schemas.microsoft.com/office/word/2010/wordml" xmlns:w15="http://schemas.microsoft.com/office/word/2012/wordml" xmlns:w16cex="http://schemas.microsoft.com/office/word/2018/wordml/cex" xmlns:w16cid="http://schemas.microsoft.com/office/word/2016/wordml/cid" xmlns:w16="http://schemas.microsoft.com/office/word/2018/wordml" xmlns:w16du="http://schemas.microsoft.com/office/word/2023/wordml/word16du" xmlns:w16sdtdh="http://schemas.microsoft.com/office/word/2020/wordml/sdtdatahash" xmlns:w16sdtfl="http://schemas.microsoft.com/office/word/2024/wordml/sdtformatlock" xmlns:w16se="http://schemas.microsoft.com/office/word/2015/wordml/symex" mc:Ignorable="w14 w15 w16se w16cid w16 w16cex w16sdtdh w16sdtfl w16du">
   <w:docDefaults>
     <w:rPrDefault>
       <w:rPr>
@@ -5536,7 +5501,6 @@
   <w:style w:type="character" w:default="1" w:styleId="Carpredefinitoparagrafo">
     <w:name w:val="Default Paragraph Font"/>
     <w:uiPriority w:val="1"/>
-    <w:semiHidden/>
     <w:unhideWhenUsed/>
   </w:style>
   <w:style w:type="table" w:default="1" w:styleId="Tabellanormale">
@@ -5870,6 +5834,14 @@
       <w:spacing w:val="5"/>
     </w:rPr>
   </w:style>
+  <w:style w:type="paragraph" w:styleId="NormaleWeb">
+    <w:name w:val="Normal (Web)"/>
+    <w:basedOn w:val="Normale"/>
+    <w:uiPriority w:val="99"/>
+    <w:semiHidden/>
+    <w:unhideWhenUsed/>
+    <w:rsid w:val="00BC0E06"/>
+  </w:style>
 </w:styles>
 </file>
 
